--- a/docs/huong-dan-3-nguoi/02-dat-ve-don-hang-hoa-don.docx
+++ b/docs/huong-dan-3-nguoi/02-dat-ve-don-hang-hoa-don.docx
@@ -28,9 +28,164 @@
     </w:p>
     <w:p>
       <w:r>
-        <w:t>Quy ước đường dẫn: UI/... là src/main/resources/UI/...; lớp Java nằm dưới src/main/java/com/cinesnack/ theo controller, service, repository, dto hoặc entity. Mỗi đoạn code trích dẫn có đường dẫn đầy đủ và số dòng để bạn tìm lại trong IDE.</w:t>
-      </w:r>
-    </w:p>
+        <w:t>Quy ước: UI/... nằm dưới src/main/resources/UI/. Các file Java nằm dưới src/main/java/com/cinesnack/ và được nhóm theo nghiệp vụ account, booking, catalog, payment, invoice hoặc common. Ví dụ code bỏ số dòng vì đường dẫn và import đã thay đổi khi sắp xếp lại source tree.</w:t>
+      </w:r>
+    </w:p>
+    <w:p>
+      <w:pPr>
+        <w:pStyle w:val="Heading1"/>
+      </w:pPr>
+      <w:r>
+        <w:t>Sơ đồ luồng nhanh</w:t>
+      </w:r>
+    </w:p>
+    <w:tbl>
+      <w:tblPr>
+        <w:tblStyle w:val="LightShading-Accent1"/>
+        <w:tblW w:type="auto" w:w="0"/>
+        <w:tblLook w:firstColumn="1" w:firstRow="1" w:lastColumn="0" w:lastRow="0" w:noHBand="0" w:noVBand="1" w:val="04A0"/>
+      </w:tblPr>
+      <w:tblGrid>
+        <w:gridCol w:w="1872"/>
+        <w:gridCol w:w="7776"/>
+      </w:tblGrid>
+      <w:tr>
+        <w:tc>
+          <w:tcPr>
+            <w:tcW w:type="dxa" w:w="4939"/>
+          </w:tcPr>
+          <w:p>
+            <w:pPr>
+              <w:spacing w:after="40"/>
+            </w:pPr>
+            <w:r>
+              <w:rPr>
+                <w:sz w:val="18"/>
+              </w:rPr>
+              <w:t>Nhiệm vụ</w:t>
+            </w:r>
+          </w:p>
+        </w:tc>
+        <w:tc>
+          <w:tcPr>
+            <w:tcW w:type="dxa" w:w="4939"/>
+          </w:tcPr>
+          <w:p>
+            <w:pPr>
+              <w:spacing w:after="40"/>
+            </w:pPr>
+            <w:r>
+              <w:rPr>
+                <w:sz w:val="18"/>
+              </w:rPr>
+              <w:t>Đường đi qua các file / lớp</w:t>
+            </w:r>
+          </w:p>
+        </w:tc>
+      </w:tr>
+      <w:tr>
+        <w:tc>
+          <w:tcPr>
+            <w:tcW w:type="dxa" w:w="1872"/>
+          </w:tcPr>
+          <w:p>
+            <w:pPr>
+              <w:spacing w:after="40"/>
+            </w:pPr>
+            <w:r>
+              <w:rPr>
+                <w:sz w:val="18"/>
+              </w:rPr>
+              <w:t>Chọn phim, suất, ghế</w:t>
+            </w:r>
+          </w:p>
+        </w:tc>
+        <w:tc>
+          <w:tcPr>
+            <w:tcW w:type="dxa" w:w="7776"/>
+          </w:tcPr>
+          <w:p>
+            <w:pPr>
+              <w:spacing w:after="40"/>
+            </w:pPr>
+            <w:r>
+              <w:rPr>
+                <w:sz w:val="18"/>
+              </w:rPr>
+              <w:t>movies.html → movies.js → booking.html → booking.js → CatalogController → CatalogRepository</w:t>
+            </w:r>
+          </w:p>
+        </w:tc>
+      </w:tr>
+      <w:tr>
+        <w:tc>
+          <w:tcPr>
+            <w:tcW w:type="dxa" w:w="1872"/>
+          </w:tcPr>
+          <w:p>
+            <w:pPr>
+              <w:spacing w:after="40"/>
+            </w:pPr>
+            <w:r>
+              <w:rPr>
+                <w:sz w:val="18"/>
+              </w:rPr>
+              <w:t>Tạo đơn</w:t>
+            </w:r>
+          </w:p>
+        </w:tc>
+        <w:tc>
+          <w:tcPr>
+            <w:tcW w:type="dxa" w:w="7776"/>
+          </w:tcPr>
+          <w:p>
+            <w:pPr>
+              <w:spacing w:after="40"/>
+            </w:pPr>
+            <w:r>
+              <w:rPr>
+                <w:sz w:val="18"/>
+              </w:rPr>
+              <w:t>checkout.js → một controller theo vai trò → OrderService → BookingCatalogRepository / OrderRepository</w:t>
+            </w:r>
+          </w:p>
+        </w:tc>
+      </w:tr>
+      <w:tr>
+        <w:tc>
+          <w:tcPr>
+            <w:tcW w:type="dxa" w:w="1872"/>
+          </w:tcPr>
+          <w:p>
+            <w:pPr>
+              <w:spacing w:after="40"/>
+            </w:pPr>
+            <w:r>
+              <w:rPr>
+                <w:sz w:val="18"/>
+              </w:rPr>
+              <w:t>Hóa đơn</w:t>
+            </w:r>
+          </w:p>
+        </w:tc>
+        <w:tc>
+          <w:tcPr>
+            <w:tcW w:type="dxa" w:w="7776"/>
+          </w:tcPr>
+          <w:p>
+            <w:pPr>
+              <w:spacing w:after="40"/>
+            </w:pPr>
+            <w:r>
+              <w:rPr>
+                <w:sz w:val="18"/>
+              </w:rPr>
+              <w:t>PaymentService → InvoiceService → InvoiceRepository → InvoiceController → orders.js</w:t>
+            </w:r>
+          </w:p>
+        </w:tc>
+      </w:tr>
+    </w:tbl>
     <w:p>
       <w:pPr>
         <w:pStyle w:val="Heading1"/>
@@ -607,7 +762,7 @@
               <w:rPr>
                 <w:sz w:val="17"/>
               </w:rPr>
-              <w:t>CreateOrderRequest.java</w:t>
+              <w:t>booking/dto/CreateOrderRequest.java</w:t>
             </w:r>
           </w:p>
         </w:tc>
@@ -656,7 +811,7 @@
               <w:rPr>
                 <w:sz w:val="17"/>
               </w:rPr>
-              <w:t>OrderController.java</w:t>
+              <w:t>booking/controller/OrderController.java</w:t>
             </w:r>
           </w:p>
         </w:tc>
@@ -705,7 +860,7 @@
               <w:rPr>
                 <w:sz w:val="17"/>
               </w:rPr>
-              <w:t>GuestOrderController.java</w:t>
+              <w:t>booking/controller/GuestOrderController.java</w:t>
             </w:r>
           </w:p>
         </w:tc>
@@ -754,7 +909,7 @@
               <w:rPr>
                 <w:sz w:val="17"/>
               </w:rPr>
-              <w:t>AdminOrderController.java</w:t>
+              <w:t>booking/controller/AdminOrderController.java</w:t>
             </w:r>
           </w:p>
         </w:tc>
@@ -803,7 +958,7 @@
               <w:rPr>
                 <w:sz w:val="17"/>
               </w:rPr>
-              <w:t>OrderService.java</w:t>
+              <w:t>booking/service/OrderService.java</w:t>
             </w:r>
           </w:p>
         </w:tc>
@@ -852,7 +1007,7 @@
               <w:rPr>
                 <w:sz w:val="17"/>
               </w:rPr>
-              <w:t>BookingCatalogRepository.java</w:t>
+              <w:t>catalog/repository/BookingCatalogRepository.java</w:t>
             </w:r>
           </w:p>
         </w:tc>
@@ -901,7 +1056,7 @@
               <w:rPr>
                 <w:sz w:val="17"/>
               </w:rPr>
-              <w:t>OrderRepository.java</w:t>
+              <w:t>booking/repository/OrderRepository.java</w:t>
             </w:r>
           </w:p>
         </w:tc>
@@ -950,7 +1105,7 @@
               <w:rPr>
                 <w:sz w:val="17"/>
               </w:rPr>
-              <w:t>OrderExpiryService.java</w:t>
+              <w:t>booking/service/OrderExpiryService.java</w:t>
             </w:r>
           </w:p>
         </w:tc>
@@ -1097,7 +1252,7 @@
               <w:rPr>
                 <w:sz w:val="17"/>
               </w:rPr>
-              <w:t>InvoiceController.java</w:t>
+              <w:t>invoice/controller/InvoiceController.java</w:t>
             </w:r>
           </w:p>
         </w:tc>
@@ -1146,7 +1301,7 @@
               <w:rPr>
                 <w:sz w:val="17"/>
               </w:rPr>
-              <w:t>InvoiceService.java</w:t>
+              <w:t>invoice/service/InvoiceService.java</w:t>
             </w:r>
           </w:p>
         </w:tc>
@@ -1195,7 +1350,7 @@
               <w:rPr>
                 <w:sz w:val="17"/>
               </w:rPr>
-              <w:t>InvoiceRepository.java</w:t>
+              <w:t>invoice/repository/InvoiceRepository.java</w:t>
             </w:r>
           </w:p>
         </w:tc>
@@ -1279,7 +1434,1734 @@
         <w:pStyle w:val="Heading1"/>
       </w:pPr>
       <w:r>
-        <w:t>3 Đọc các đoạn lệnh quan trọng</w:t>
+        <w:t>3 Phân tích chi tiết từng file theo luồng</w:t>
+      </w:r>
+    </w:p>
+    <w:p>
+      <w:r>
+        <w:t>Đọc theo thứ tự dưới đây. Mỗi mục cho biết file nhận gì, làm gì, gọi file nào và điều cần tránh. Đường dẫn tính từ gốc dự án C:\DATN-CineSnack.</w:t>
+      </w:r>
+    </w:p>
+    <w:p>
+      <w:pPr>
+        <w:pStyle w:val="Heading2"/>
+      </w:pPr>
+      <w:r>
+        <w:t>Chọn phim, suất và ghế</w:t>
+      </w:r>
+    </w:p>
+    <w:p>
+      <w:pPr>
+        <w:pStyle w:val="Heading3"/>
+        <w:keepNext/>
+      </w:pPr>
+      <w:r>
+        <w:t>src/main/resources/UI/html/movies.html</w:t>
+      </w:r>
+    </w:p>
+    <w:p>
+      <w:pPr>
+        <w:spacing w:after="60"/>
+      </w:pPr>
+      <w:r>
+        <w:rPr>
+          <w:b/>
+        </w:rPr>
+        <w:t xml:space="preserve">Nhiệm vụ: </w:t>
+      </w:r>
+      <w:r>
+        <w:t>Hiển thị danh sách phim và điểm vào luồng đặt vé.</w:t>
+      </w:r>
+    </w:p>
+    <w:p>
+      <w:pPr>
+        <w:spacing w:after="60"/>
+      </w:pPr>
+      <w:r>
+        <w:rPr>
+          <w:b/>
+        </w:rPr>
+        <w:t xml:space="preserve">Hàm và đoạn cần đọc: </w:t>
+      </w:r>
+      <w:r>
+        <w:t>Theo các script movies.js và phần tử chứa danh sách phim.</w:t>
+      </w:r>
+    </w:p>
+    <w:p>
+      <w:pPr>
+        <w:spacing w:after="60"/>
+      </w:pPr>
+      <w:r>
+        <w:rPr>
+          <w:b/>
+        </w:rPr>
+        <w:t xml:space="preserve">Đầu vào và file kế tiếp: </w:t>
+      </w:r>
+      <w:r>
+        <w:t>Người dùng chọn phim trước rồi sang booking.html để chọn suất.</w:t>
+      </w:r>
+    </w:p>
+    <w:p>
+      <w:pPr>
+        <w:spacing w:after="60"/>
+      </w:pPr>
+      <w:r>
+        <w:rPr>
+          <w:b/>
+        </w:rPr>
+        <w:t xml:space="preserve">Điểm dễ nhầm: </w:t>
+      </w:r>
+      <w:r>
+        <w:t>Trang HTML chỉ tạo cấu trúc; dữ liệu phim đến từ API.</w:t>
+      </w:r>
+    </w:p>
+    <w:p>
+      <w:pPr>
+        <w:pStyle w:val="Heading3"/>
+        <w:keepNext/>
+      </w:pPr>
+      <w:r>
+        <w:t>src/main/resources/UI/assets/js/movies.js</w:t>
+      </w:r>
+    </w:p>
+    <w:p>
+      <w:pPr>
+        <w:spacing w:after="60"/>
+      </w:pPr>
+      <w:r>
+        <w:rPr>
+          <w:b/>
+        </w:rPr>
+        <w:t xml:space="preserve">Nhiệm vụ: </w:t>
+      </w:r>
+      <w:r>
+        <w:t>Tải phim, dựng thẻ và chuyển mã phim sang màn đặt vé.</w:t>
+      </w:r>
+    </w:p>
+    <w:p>
+      <w:pPr>
+        <w:spacing w:after="60"/>
+      </w:pPr>
+      <w:r>
+        <w:rPr>
+          <w:b/>
+        </w:rPr>
+        <w:t xml:space="preserve">Hàm và đoạn cần đọc: </w:t>
+      </w:r>
+      <w:r>
+        <w:t>tai() gọi API; chiTiet(p) dựng nội dung phim.</w:t>
+      </w:r>
+    </w:p>
+    <w:p>
+      <w:pPr>
+        <w:spacing w:after="60"/>
+      </w:pPr>
+      <w:r>
+        <w:rPr>
+          <w:b/>
+        </w:rPr>
+        <w:t xml:space="preserve">Đầu vào và file kế tiếp: </w:t>
+      </w:r>
+      <w:r>
+        <w:t>Mã phim giúp booking.js lọc suất phù hợp.</w:t>
+      </w:r>
+    </w:p>
+    <w:p>
+      <w:pPr>
+        <w:spacing w:after="60"/>
+      </w:pPr>
+      <w:r>
+        <w:rPr>
+          <w:b/>
+        </w:rPr>
+        <w:t xml:space="preserve">Điểm dễ nhầm: </w:t>
+      </w:r>
+      <w:r>
+        <w:t>Mã phim là lựa chọn giao diện, chưa giữ chỗ.</w:t>
+      </w:r>
+    </w:p>
+    <w:p>
+      <w:pPr>
+        <w:pStyle w:val="Heading3"/>
+        <w:keepNext/>
+      </w:pPr>
+      <w:r>
+        <w:t>src/main/resources/UI/html/booking.html</w:t>
+      </w:r>
+    </w:p>
+    <w:p>
+      <w:pPr>
+        <w:spacing w:after="60"/>
+      </w:pPr>
+      <w:r>
+        <w:rPr>
+          <w:b/>
+        </w:rPr>
+        <w:t xml:space="preserve">Nhiệm vụ: </w:t>
+      </w:r>
+      <w:r>
+        <w:t>Chứa vùng chọn phim, suất, ghế và bắp nước.</w:t>
+      </w:r>
+    </w:p>
+    <w:p>
+      <w:pPr>
+        <w:spacing w:after="60"/>
+      </w:pPr>
+      <w:r>
+        <w:rPr>
+          <w:b/>
+        </w:rPr>
+        <w:t xml:space="preserve">Hàm và đoạn cần đọc: </w:t>
+      </w:r>
+      <w:r>
+        <w:t>Theo các id mà booking.js truy cập và thứ tự nạp script.</w:t>
+      </w:r>
+    </w:p>
+    <w:p>
+      <w:pPr>
+        <w:spacing w:after="60"/>
+      </w:pPr>
+      <w:r>
+        <w:rPr>
+          <w:b/>
+        </w:rPr>
+        <w:t xml:space="preserve">Đầu vào và file kế tiếp: </w:t>
+      </w:r>
+      <w:r>
+        <w:t>Thông tin chọn được lưu tạm để checkout.html kiểm tra lại.</w:t>
+      </w:r>
+    </w:p>
+    <w:p>
+      <w:pPr>
+        <w:spacing w:after="60"/>
+      </w:pPr>
+      <w:r>
+        <w:rPr>
+          <w:b/>
+        </w:rPr>
+        <w:t xml:space="preserve">Điểm dễ nhầm: </w:t>
+      </w:r>
+      <w:r>
+        <w:t>HTML không đảm bảo ghế còn trống khi khách nhấn xác nhận.</w:t>
+      </w:r>
+    </w:p>
+    <w:p>
+      <w:pPr>
+        <w:pStyle w:val="Heading3"/>
+        <w:keepNext/>
+      </w:pPr>
+      <w:r>
+        <w:t>src/main/resources/UI/assets/js/booking.js</w:t>
+      </w:r>
+    </w:p>
+    <w:p>
+      <w:pPr>
+        <w:spacing w:after="60"/>
+      </w:pPr>
+      <w:r>
+        <w:rPr>
+          <w:b/>
+        </w:rPr>
+        <w:t xml:space="preserve">Nhiệm vụ: </w:t>
+      </w:r>
+      <w:r>
+        <w:t>Điều khiển thứ tự chọn phim rồi suất rồi ghế.</w:t>
+      </w:r>
+    </w:p>
+    <w:p>
+      <w:pPr>
+        <w:spacing w:after="60"/>
+      </w:pPr>
+      <w:r>
+        <w:rPr>
+          <w:b/>
+        </w:rPr>
+        <w:t xml:space="preserve">Hàm và đoạn cần đọc: </w:t>
+      </w:r>
+      <w:r>
+        <w:t>doiPhim() đổi phim; hienGio() dựng suất; chonSuat() tải ghế; capNhat() vẽ tóm tắt.</w:t>
+      </w:r>
+    </w:p>
+    <w:p>
+      <w:pPr>
+        <w:spacing w:after="60"/>
+      </w:pPr>
+      <w:r>
+        <w:rPr>
+          <w:b/>
+        </w:rPr>
+        <w:t xml:space="preserve">Đầu vào và file kế tiếp: </w:t>
+      </w:r>
+      <w:r>
+        <w:t>Mã suất và các mã ghế được đưa vào giỏ cho checkout.js.</w:t>
+      </w:r>
+    </w:p>
+    <w:p>
+      <w:pPr>
+        <w:spacing w:after="60"/>
+      </w:pPr>
+      <w:r>
+        <w:rPr>
+          <w:b/>
+        </w:rPr>
+        <w:t xml:space="preserve">Điểm dễ nhầm: </w:t>
+      </w:r>
+      <w:r>
+        <w:t>Sau khi đổi phim hoặc suất, phải bỏ lựa chọn ghế cũ để tránh ghế sai phòng.</w:t>
+      </w:r>
+    </w:p>
+    <w:p>
+      <w:pPr>
+        <w:pStyle w:val="Heading3"/>
+        <w:keepNext/>
+      </w:pPr>
+      <w:r>
+        <w:t>src/main/resources/UI/assets/js/cinema.js</w:t>
+      </w:r>
+    </w:p>
+    <w:p>
+      <w:pPr>
+        <w:spacing w:after="60"/>
+      </w:pPr>
+      <w:r>
+        <w:rPr>
+          <w:b/>
+        </w:rPr>
+        <w:t xml:space="preserve">Nhiệm vụ: </w:t>
+      </w:r>
+      <w:r>
+        <w:t>Cung cấp quy tắc giỏ dùng chung ở trình duyệt.</w:t>
+      </w:r>
+    </w:p>
+    <w:p>
+      <w:pPr>
+        <w:spacing w:after="60"/>
+      </w:pPr>
+      <w:r>
+        <w:rPr>
+          <w:b/>
+        </w:rPr>
+        <w:t xml:space="preserve">Hàm và đoạn cần đọc: </w:t>
+      </w:r>
+      <w:r>
+        <w:t>gioHopLe() kiểm tra dữ liệu tạm; taoYeuCau() tạo JSON; tinhTien() chỉ tính hiển thị.</w:t>
+      </w:r>
+    </w:p>
+    <w:p>
+      <w:pPr>
+        <w:spacing w:after="60"/>
+      </w:pPr>
+      <w:r>
+        <w:rPr>
+          <w:b/>
+        </w:rPr>
+        <w:t xml:space="preserve">Đầu vào và file kế tiếp: </w:t>
+      </w:r>
+      <w:r>
+        <w:t>JSON gửi id, quantity, email; server đọc lại suất và giá.</w:t>
+      </w:r>
+    </w:p>
+    <w:p>
+      <w:pPr>
+        <w:spacing w:after="60"/>
+      </w:pPr>
+      <w:r>
+        <w:rPr>
+          <w:b/>
+        </w:rPr>
+        <w:t xml:space="preserve">Điểm dễ nhầm: </w:t>
+      </w:r>
+      <w:r>
+        <w:t>sessionStorage không khóa ghế và có thể bị sửa nên không thay kiểm tra server.</w:t>
+      </w:r>
+    </w:p>
+    <w:p>
+      <w:pPr>
+        <w:pStyle w:val="Heading3"/>
+        <w:keepNext/>
+      </w:pPr>
+      <w:r>
+        <w:t>src/main/java/com/cinesnack/catalog/controller/CatalogController.java</w:t>
+      </w:r>
+    </w:p>
+    <w:p>
+      <w:pPr>
+        <w:spacing w:after="60"/>
+      </w:pPr>
+      <w:r>
+        <w:rPr>
+          <w:b/>
+        </w:rPr>
+        <w:t xml:space="preserve">Nhiệm vụ: </w:t>
+      </w:r>
+      <w:r>
+        <w:t>Mở các API GET cho phim, suất, ghế và bắp nước.</w:t>
+      </w:r>
+    </w:p>
+    <w:p>
+      <w:pPr>
+        <w:spacing w:after="60"/>
+      </w:pPr>
+      <w:r>
+        <w:rPr>
+          <w:b/>
+        </w:rPr>
+        <w:t xml:space="preserve">Hàm và đoạn cần đọc: </w:t>
+      </w:r>
+      <w:r>
+        <w:t>Theo mapping /api/movies, /api/showtimes và /api/showtimes/{id}/seats.</w:t>
+      </w:r>
+    </w:p>
+    <w:p>
+      <w:pPr>
+        <w:spacing w:after="60"/>
+      </w:pPr>
+      <w:r>
+        <w:rPr>
+          <w:b/>
+        </w:rPr>
+        <w:t xml:space="preserve">Đầu vào và file kế tiếp: </w:t>
+      </w:r>
+      <w:r>
+        <w:t>Chuyển tham số URL cho CatalogService rồi trả DTO JSON.</w:t>
+      </w:r>
+    </w:p>
+    <w:p>
+      <w:pPr>
+        <w:spacing w:after="60"/>
+      </w:pPr>
+      <w:r>
+        <w:rPr>
+          <w:b/>
+        </w:rPr>
+        <w:t xml:space="preserve">Điểm dễ nhầm: </w:t>
+      </w:r>
+      <w:r>
+        <w:t>API đọc ghế chỉ giúp vẽ sơ đồ; kiểm tra tranh chấp xảy ra lúc tạo đơn.</w:t>
+      </w:r>
+    </w:p>
+    <w:p>
+      <w:pPr>
+        <w:pStyle w:val="Heading3"/>
+        <w:keepNext/>
+      </w:pPr>
+      <w:r>
+        <w:t>src/main/java/com/cinesnack/catalog/service/CatalogService.java</w:t>
+      </w:r>
+    </w:p>
+    <w:p>
+      <w:pPr>
+        <w:spacing w:after="60"/>
+      </w:pPr>
+      <w:r>
+        <w:rPr>
+          <w:b/>
+        </w:rPr>
+        <w:t xml:space="preserve">Nhiệm vụ: </w:t>
+      </w:r>
+      <w:r>
+        <w:t>Kiểm tra phim và suất hợp lệ khi phục vụ danh mục.</w:t>
+      </w:r>
+    </w:p>
+    <w:p>
+      <w:pPr>
+        <w:spacing w:after="60"/>
+      </w:pPr>
+      <w:r>
+        <w:rPr>
+          <w:b/>
+        </w:rPr>
+        <w:t xml:space="preserve">Hàm và đoạn cần đọc: </w:t>
+      </w:r>
+      <w:r>
+        <w:t>layPhimTheoMa(), các hàm lấy suất và ghế.</w:t>
+      </w:r>
+    </w:p>
+    <w:p>
+      <w:pPr>
+        <w:spacing w:after="60"/>
+      </w:pPr>
+      <w:r>
+        <w:rPr>
+          <w:b/>
+        </w:rPr>
+        <w:t xml:space="preserve">Đầu vào và file kế tiếp: </w:t>
+      </w:r>
+      <w:r>
+        <w:t>Nhận dữ liệu từ CatalogRepository và trả DTO dễ dùng cho frontend.</w:t>
+      </w:r>
+    </w:p>
+    <w:p>
+      <w:pPr>
+        <w:spacing w:after="60"/>
+      </w:pPr>
+      <w:r>
+        <w:rPr>
+          <w:b/>
+        </w:rPr>
+        <w:t xml:space="preserve">Điểm dễ nhầm: </w:t>
+      </w:r>
+      <w:r>
+        <w:t>Service đọc danh mục không ghi đơn hoặc quyết định tiền đã thu.</w:t>
+      </w:r>
+    </w:p>
+    <w:p>
+      <w:pPr>
+        <w:pStyle w:val="Heading3"/>
+        <w:keepNext/>
+      </w:pPr>
+      <w:r>
+        <w:t>src/main/java/com/cinesnack/catalog/repository/CatalogRepository.java</w:t>
+      </w:r>
+    </w:p>
+    <w:p>
+      <w:pPr>
+        <w:spacing w:after="60"/>
+      </w:pPr>
+      <w:r>
+        <w:rPr>
+          <w:b/>
+        </w:rPr>
+        <w:t xml:space="preserve">Nhiệm vụ: </w:t>
+      </w:r>
+      <w:r>
+        <w:t>Truy vấn PHIM, SUAT_CHIEU, GHE và trạng thái ghế.</w:t>
+      </w:r>
+    </w:p>
+    <w:p>
+      <w:pPr>
+        <w:spacing w:after="60"/>
+      </w:pPr>
+      <w:r>
+        <w:rPr>
+          <w:b/>
+        </w:rPr>
+        <w:t xml:space="preserve">Hàm và đoạn cần đọc: </w:t>
+      </w:r>
+      <w:r>
+        <w:t>Đọc các câu SELECT cùng điều kiện ngày, trạng thái và số trang.</w:t>
+      </w:r>
+    </w:p>
+    <w:p>
+      <w:pPr>
+        <w:spacing w:after="60"/>
+      </w:pPr>
+      <w:r>
+        <w:rPr>
+          <w:b/>
+        </w:rPr>
+        <w:t xml:space="preserve">Đầu vào và file kế tiếp: </w:t>
+      </w:r>
+      <w:r>
+        <w:t>Trả dữ liệu gốc cho CatalogService.</w:t>
+      </w:r>
+    </w:p>
+    <w:p>
+      <w:pPr>
+        <w:spacing w:after="60"/>
+      </w:pPr>
+      <w:r>
+        <w:rPr>
+          <w:b/>
+        </w:rPr>
+        <w:t xml:space="preserve">Điểm dễ nhầm: </w:t>
+      </w:r>
+      <w:r>
+        <w:t>Câu truy vấn cần nhất quán với trạng thái đơn đang giữ và vé đã bán.</w:t>
+      </w:r>
+    </w:p>
+    <w:p>
+      <w:pPr>
+        <w:pStyle w:val="Heading2"/>
+      </w:pPr>
+      <w:r>
+        <w:t>Tạo đơn cho từng loại người dùng</w:t>
+      </w:r>
+    </w:p>
+    <w:p>
+      <w:pPr>
+        <w:pStyle w:val="Heading3"/>
+        <w:keepNext/>
+      </w:pPr>
+      <w:r>
+        <w:t>src/main/resources/UI/html/checkout.html</w:t>
+      </w:r>
+    </w:p>
+    <w:p>
+      <w:pPr>
+        <w:spacing w:after="60"/>
+      </w:pPr>
+      <w:r>
+        <w:rPr>
+          <w:b/>
+        </w:rPr>
+        <w:t xml:space="preserve">Nhiệm vụ: </w:t>
+      </w:r>
+      <w:r>
+        <w:t>Cho khách kiểm tra email và lựa chọn trước khi tạo đơn.</w:t>
+      </w:r>
+    </w:p>
+    <w:p>
+      <w:pPr>
+        <w:spacing w:after="60"/>
+      </w:pPr>
+      <w:r>
+        <w:rPr>
+          <w:b/>
+        </w:rPr>
+        <w:t xml:space="preserve">Hàm và đoạn cần đọc: </w:t>
+      </w:r>
+      <w:r>
+        <w:t>Theo vùng hiển thị tổng và nút tiếp tục thanh toán.</w:t>
+      </w:r>
+    </w:p>
+    <w:p>
+      <w:pPr>
+        <w:spacing w:after="60"/>
+      </w:pPr>
+      <w:r>
+        <w:rPr>
+          <w:b/>
+        </w:rPr>
+        <w:t xml:space="preserve">Đầu vào và file kế tiếp: </w:t>
+      </w:r>
+      <w:r>
+        <w:t>checkout.js gửi dữ liệu rồi chuyển đến màn đơn.</w:t>
+      </w:r>
+    </w:p>
+    <w:p>
+      <w:pPr>
+        <w:spacing w:after="60"/>
+      </w:pPr>
+      <w:r>
+        <w:rPr>
+          <w:b/>
+        </w:rPr>
+        <w:t xml:space="preserve">Điểm dễ nhầm: </w:t>
+      </w:r>
+      <w:r>
+        <w:t>Nút bấm không nên thay kiểm tra dữ liệu ở API.</w:t>
+      </w:r>
+    </w:p>
+    <w:p>
+      <w:pPr>
+        <w:pStyle w:val="Heading3"/>
+        <w:keepNext/>
+      </w:pPr>
+      <w:r>
+        <w:t>src/main/resources/UI/assets/js/checkout.js</w:t>
+      </w:r>
+    </w:p>
+    <w:p>
+      <w:pPr>
+        <w:spacing w:after="60"/>
+      </w:pPr>
+      <w:r>
+        <w:rPr>
+          <w:b/>
+        </w:rPr>
+        <w:t xml:space="preserve">Nhiệm vụ: </w:t>
+      </w:r>
+      <w:r>
+        <w:t>Chọn đúng API tạo đơn theo phiên và vai trò.</w:t>
+      </w:r>
+    </w:p>
+    <w:p>
+      <w:pPr>
+        <w:spacing w:after="60"/>
+      </w:pPr>
+      <w:r>
+        <w:rPr>
+          <w:b/>
+        </w:rPr>
+        <w:t xml:space="preserve">Hàm và đoạn cần đọc: </w:t>
+      </w:r>
+      <w:r>
+        <w:t>Theo lời gọi CineSnackApi.goi() và phần chuyển hướng sau khi có mã đơn.</w:t>
+      </w:r>
+    </w:p>
+    <w:p>
+      <w:pPr>
+        <w:spacing w:after="60"/>
+      </w:pPr>
+      <w:r>
+        <w:rPr>
+          <w:b/>
+        </w:rPr>
+        <w:t xml:space="preserve">Đầu vào và file kế tiếp: </w:t>
+      </w:r>
+      <w:r>
+        <w:t>Gửi payload do cinema.js tạo, nhận đơn trả về.</w:t>
+      </w:r>
+    </w:p>
+    <w:p>
+      <w:pPr>
+        <w:spacing w:after="60"/>
+      </w:pPr>
+      <w:r>
+        <w:rPr>
+          <w:b/>
+        </w:rPr>
+        <w:t xml:space="preserve">Điểm dễ nhầm: </w:t>
+      </w:r>
+      <w:r>
+        <w:t>Một lỗi mạng sau khi gửi có thể làm người dùng không thấy kết quả; nên tra Đơn của tôi trước khi thử lại.</w:t>
+      </w:r>
+    </w:p>
+    <w:p>
+      <w:pPr>
+        <w:pStyle w:val="Heading3"/>
+        <w:keepNext/>
+      </w:pPr>
+      <w:r>
+        <w:t>src/main/java/com/cinesnack/booking/dto/CreateOrderRequest.java</w:t>
+      </w:r>
+    </w:p>
+    <w:p>
+      <w:pPr>
+        <w:spacing w:after="60"/>
+      </w:pPr>
+      <w:r>
+        <w:rPr>
+          <w:b/>
+        </w:rPr>
+        <w:t xml:space="preserve">Nhiệm vụ: </w:t>
+      </w:r>
+      <w:r>
+        <w:t>Định nghĩa dữ liệu đầu vào cho cả vé và đồ ăn.</w:t>
+      </w:r>
+    </w:p>
+    <w:p>
+      <w:pPr>
+        <w:spacing w:after="60"/>
+      </w:pPr>
+      <w:r>
+        <w:rPr>
+          <w:b/>
+        </w:rPr>
+        <w:t xml:space="preserve">Hàm và đoạn cần đọc: </w:t>
+      </w:r>
+      <w:r>
+        <w:t>record chứa email, showTimeId, seatIds, snacks, combos; record con có id và quantity.</w:t>
+      </w:r>
+    </w:p>
+    <w:p>
+      <w:pPr>
+        <w:spacing w:after="60"/>
+      </w:pPr>
+      <w:r>
+        <w:rPr>
+          <w:b/>
+        </w:rPr>
+        <w:t xml:space="preserve">Đầu vào và file kế tiếp: </w:t>
+      </w:r>
+      <w:r>
+        <w:t>Jackson đổi tên JSON thành tên biến Java; Bean Validation chặn rỗng và số âm.</w:t>
+      </w:r>
+    </w:p>
+    <w:p>
+      <w:pPr>
+        <w:spacing w:after="60"/>
+      </w:pPr>
+      <w:r>
+        <w:rPr>
+          <w:b/>
+        </w:rPr>
+        <w:t xml:space="preserve">Điểm dễ nhầm: </w:t>
+      </w:r>
+      <w:r>
+        <w:t>Có thể đặt chỉ bắp nước với seatIds rỗng; mã suất chỉ bắt buộc khi có ghế.</w:t>
+      </w:r>
+    </w:p>
+    <w:p>
+      <w:pPr>
+        <w:pStyle w:val="Heading3"/>
+        <w:keepNext/>
+      </w:pPr>
+      <w:r>
+        <w:t>src/main/java/com/cinesnack/booking/controller/OrderController.java</w:t>
+      </w:r>
+    </w:p>
+    <w:p>
+      <w:pPr>
+        <w:spacing w:after="60"/>
+      </w:pPr>
+      <w:r>
+        <w:rPr>
+          <w:b/>
+        </w:rPr>
+        <w:t xml:space="preserve">Nhiệm vụ: </w:t>
+      </w:r>
+      <w:r>
+        <w:t>Tạo và đọc đơn của tài khoản đăng nhập.</w:t>
+      </w:r>
+    </w:p>
+    <w:p>
+      <w:pPr>
+        <w:spacing w:after="60"/>
+      </w:pPr>
+      <w:r>
+        <w:rPr>
+          <w:b/>
+        </w:rPr>
+        <w:t xml:space="preserve">Hàm và đoạn cần đọc: </w:t>
+      </w:r>
+      <w:r>
+        <w:t>POST /api/orders gọi taoDonHang(); GET danh sách và hủy dùng Principal.</w:t>
+      </w:r>
+    </w:p>
+    <w:p>
+      <w:pPr>
+        <w:spacing w:after="60"/>
+      </w:pPr>
+      <w:r>
+        <w:rPr>
+          <w:b/>
+        </w:rPr>
+        <w:t xml:space="preserve">Đầu vào và file kế tiếp: </w:t>
+      </w:r>
+      <w:r>
+        <w:t>Principal mang email đã xác thực từ Spring Security.</w:t>
+      </w:r>
+    </w:p>
+    <w:p>
+      <w:pPr>
+        <w:spacing w:after="60"/>
+      </w:pPr>
+      <w:r>
+        <w:rPr>
+          <w:b/>
+        </w:rPr>
+        <w:t xml:space="preserve">Điểm dễ nhầm: </w:t>
+      </w:r>
+      <w:r>
+        <w:t>Không dùng email tự gửi trong body để quyết định chủ tài khoản.</w:t>
+      </w:r>
+    </w:p>
+    <w:p>
+      <w:pPr>
+        <w:pStyle w:val="Heading3"/>
+        <w:keepNext/>
+      </w:pPr>
+      <w:r>
+        <w:t>src/main/java/com/cinesnack/booking/controller/GuestOrderController.java</w:t>
+      </w:r>
+    </w:p>
+    <w:p>
+      <w:pPr>
+        <w:spacing w:after="60"/>
+      </w:pPr>
+      <w:r>
+        <w:rPr>
+          <w:b/>
+        </w:rPr>
+        <w:t xml:space="preserve">Nhiệm vụ: </w:t>
+      </w:r>
+      <w:r>
+        <w:t>Tạo và đọc đơn khách vãng lai theo session.</w:t>
+      </w:r>
+    </w:p>
+    <w:p>
+      <w:pPr>
+        <w:spacing w:after="60"/>
+      </w:pPr>
+      <w:r>
+        <w:rPr>
+          <w:b/>
+        </w:rPr>
+        <w:t xml:space="preserve">Hàm và đoạn cần đọc: </w:t>
+      </w:r>
+      <w:r>
+        <w:t>POST ghi mã đơn vào GuestOrderAccess; GET/hủy/hóa đơn dùng tập mã trong phiên.</w:t>
+      </w:r>
+    </w:p>
+    <w:p>
+      <w:pPr>
+        <w:spacing w:after="60"/>
+      </w:pPr>
+      <w:r>
+        <w:rPr>
+          <w:b/>
+        </w:rPr>
+        <w:t xml:space="preserve">Đầu vào và file kế tiếp: </w:t>
+      </w:r>
+      <w:r>
+        <w:t>HttpSession là bằng chứng phiên đã tạo đơn guest.</w:t>
+      </w:r>
+    </w:p>
+    <w:p>
+      <w:pPr>
+        <w:spacing w:after="60"/>
+      </w:pPr>
+      <w:r>
+        <w:rPr>
+          <w:b/>
+        </w:rPr>
+        <w:t xml:space="preserve">Điểm dễ nhầm: </w:t>
+      </w:r>
+      <w:r>
+        <w:t>Biết mã đơn qua URL chưa đủ quyền xem đơn của người khác.</w:t>
+      </w:r>
+    </w:p>
+    <w:p>
+      <w:pPr>
+        <w:pStyle w:val="Heading3"/>
+        <w:keepNext/>
+      </w:pPr>
+      <w:r>
+        <w:t>src/main/java/com/cinesnack/booking/controller/AdminOrderController.java</w:t>
+      </w:r>
+    </w:p>
+    <w:p>
+      <w:pPr>
+        <w:spacing w:after="60"/>
+      </w:pPr>
+      <w:r>
+        <w:rPr>
+          <w:b/>
+        </w:rPr>
+        <w:t xml:space="preserve">Nhiệm vụ: </w:t>
+      </w:r>
+      <w:r>
+        <w:t>Tạo đơn tại quầy cho nhân viên và monitor đơn.</w:t>
+      </w:r>
+    </w:p>
+    <w:p>
+      <w:pPr>
+        <w:spacing w:after="60"/>
+      </w:pPr>
+      <w:r>
+        <w:rPr>
+          <w:b/>
+        </w:rPr>
+        <w:t xml:space="preserve">Hàm và đoạn cần đọc: </w:t>
+      </w:r>
+      <w:r>
+        <w:t>POST /api/admin/orders gọi taoDonTaiQuay(); GET lấy danh sách.</w:t>
+      </w:r>
+    </w:p>
+    <w:p>
+      <w:pPr>
+        <w:spacing w:after="60"/>
+      </w:pPr>
+      <w:r>
+        <w:rPr>
+          <w:b/>
+        </w:rPr>
+        <w:t xml:space="preserve">Đầu vào và file kế tiếp: </w:t>
+      </w:r>
+      <w:r>
+        <w:t>Spring Security và OrderService cùng kiểm tra vai trò NHAN_VIEN khi tạo.</w:t>
+      </w:r>
+    </w:p>
+    <w:p>
+      <w:pPr>
+        <w:spacing w:after="60"/>
+      </w:pPr>
+      <w:r>
+        <w:rPr>
+          <w:b/>
+        </w:rPr>
+        <w:t xml:space="preserve">Điểm dễ nhầm: </w:t>
+      </w:r>
+      <w:r>
+        <w:t>Admin có quyền xem đơn nhưng không được dùng POST tạo đơn tại quầy.</w:t>
+      </w:r>
+    </w:p>
+    <w:p>
+      <w:pPr>
+        <w:pStyle w:val="Heading3"/>
+        <w:keepNext/>
+      </w:pPr>
+      <w:r>
+        <w:t>src/main/java/com/cinesnack/catalog/repository/BookingCatalogRepository.java</w:t>
+      </w:r>
+    </w:p>
+    <w:p>
+      <w:pPr>
+        <w:spacing w:after="60"/>
+      </w:pPr>
+      <w:r>
+        <w:rPr>
+          <w:b/>
+        </w:rPr>
+        <w:t xml:space="preserve">Nhiệm vụ: </w:t>
+      </w:r>
+      <w:r>
+        <w:t>Khóa suất và lấy dữ liệu thật để chốt đơn.</w:t>
+      </w:r>
+    </w:p>
+    <w:p>
+      <w:pPr>
+        <w:spacing w:after="60"/>
+      </w:pPr>
+      <w:r>
+        <w:rPr>
+          <w:b/>
+        </w:rPr>
+        <w:t xml:space="preserve">Hàm và đoạn cần đọc: </w:t>
+      </w:r>
+      <w:r>
+        <w:t>timVaKhoaSuatChieu(), timGhe(), timSanPham(), timCombo().</w:t>
+      </w:r>
+    </w:p>
+    <w:p>
+      <w:pPr>
+        <w:spacing w:after="60"/>
+      </w:pPr>
+      <w:r>
+        <w:rPr>
+          <w:b/>
+        </w:rPr>
+        <w:t xml:space="preserve">Đầu vào và file kế tiếp: </w:t>
+      </w:r>
+      <w:r>
+        <w:t>Trả phòng, thời điểm bắt đầu, giá và trạng thái cho OrderService.</w:t>
+      </w:r>
+    </w:p>
+    <w:p>
+      <w:pPr>
+        <w:spacing w:after="60"/>
+      </w:pPr>
+      <w:r>
+        <w:rPr>
+          <w:b/>
+        </w:rPr>
+        <w:t xml:space="preserve">Điểm dễ nhầm: </w:t>
+      </w:r>
+      <w:r>
+        <w:t>Khóa suất giảm đua tranh; mỗi ghế vẫn phải kiểm tra đã giữ hoặc bán.</w:t>
+      </w:r>
+    </w:p>
+    <w:p>
+      <w:pPr>
+        <w:pStyle w:val="Heading3"/>
+        <w:keepNext/>
+      </w:pPr>
+      <w:r>
+        <w:t>src/main/java/com/cinesnack/booking/service/OrderService.java</w:t>
+      </w:r>
+    </w:p>
+    <w:p>
+      <w:pPr>
+        <w:spacing w:after="60"/>
+      </w:pPr>
+      <w:r>
+        <w:rPr>
+          <w:b/>
+        </w:rPr>
+        <w:t xml:space="preserve">Nhiệm vụ: </w:t>
+      </w:r>
+      <w:r>
+        <w:t>Tập trung kiểm tra và ghi một đơn nhất quán.</w:t>
+      </w:r>
+    </w:p>
+    <w:p>
+      <w:pPr>
+        <w:spacing w:after="60"/>
+      </w:pPr>
+      <w:r>
+        <w:rPr>
+          <w:b/>
+        </w:rPr>
+        <w:t xml:space="preserve">Hàm và đoạn cần đọc: </w:t>
+      </w:r>
+      <w:r>
+        <w:t>taoDonHang(), taoDonKhach(), taoDonTaiQuay() đều vào hàm private tạo chung.</w:t>
+      </w:r>
+    </w:p>
+    <w:p>
+      <w:pPr>
+        <w:spacing w:after="60"/>
+      </w:pPr>
+      <w:r>
+        <w:rPr>
+          <w:b/>
+        </w:rPr>
+        <w:t xml:space="preserve">Đầu vào và file kế tiếp: </w:t>
+      </w:r>
+      <w:r>
+        <w:t>Kiểm tra ghế đúng phòng, suất chưa bắt đầu, giá hiện hành; gọi OrderRepository ghi dữ liệu.</w:t>
+      </w:r>
+    </w:p>
+    <w:p>
+      <w:pPr>
+        <w:spacing w:after="60"/>
+      </w:pPr>
+      <w:r>
+        <w:rPr>
+          <w:b/>
+        </w:rPr>
+        <w:t xml:space="preserve">Điểm dễ nhầm: </w:t>
+      </w:r>
+      <w:r>
+        <w:t>@Transactional bảo đảm lỗi giữa chừng hoàn tác các bước ghi của một yêu cầu.</w:t>
+      </w:r>
+    </w:p>
+    <w:p>
+      <w:pPr>
+        <w:pStyle w:val="Heading3"/>
+        <w:keepNext/>
+      </w:pPr>
+      <w:r>
+        <w:t>src/main/java/com/cinesnack/booking/repository/OrderRepository.java</w:t>
+      </w:r>
+    </w:p>
+    <w:p>
+      <w:pPr>
+        <w:spacing w:after="60"/>
+      </w:pPr>
+      <w:r>
+        <w:rPr>
+          <w:b/>
+        </w:rPr>
+        <w:t xml:space="preserve">Nhiệm vụ: </w:t>
+      </w:r>
+      <w:r>
+        <w:t>Đọc/khóa đơn và ghi DON_HANG, VE, chi tiết bắp nước.</w:t>
+      </w:r>
+    </w:p>
+    <w:p>
+      <w:pPr>
+        <w:spacing w:after="60"/>
+      </w:pPr>
+      <w:r>
+        <w:rPr>
+          <w:b/>
+        </w:rPr>
+        <w:t xml:space="preserve">Hàm và đoạn cần đọc: </w:t>
+      </w:r>
+      <w:r>
+        <w:t>gheDaDuocDat(), taoDonHang(), themVe(), themBapNuoc(), timVaKhoa().</w:t>
+      </w:r>
+    </w:p>
+    <w:p>
+      <w:pPr>
+        <w:spacing w:after="60"/>
+      </w:pPr>
+      <w:r>
+        <w:rPr>
+          <w:b/>
+        </w:rPr>
+        <w:t xml:space="preserve">Đầu vào và file kế tiếp: </w:t>
+      </w:r>
+      <w:r>
+        <w:t>Lưu mã đơn, vé và giá tại lúc mua.</w:t>
+      </w:r>
+    </w:p>
+    <w:p>
+      <w:pPr>
+        <w:spacing w:after="60"/>
+      </w:pPr>
+      <w:r>
+        <w:rPr>
+          <w:b/>
+        </w:rPr>
+        <w:t xml:space="preserve">Điểm dễ nhầm: </w:t>
+      </w:r>
+      <w:r>
+        <w:t>Repository thực hiện SQL; điều kiện nghiệp vụ như quyền staff đặt ở service.</w:t>
+      </w:r>
+    </w:p>
+    <w:p>
+      <w:pPr>
+        <w:pStyle w:val="Heading3"/>
+        <w:keepNext/>
+      </w:pPr>
+      <w:r>
+        <w:t>src/main/java/com/cinesnack/booking/service/OrderExpiryService.java</w:t>
+      </w:r>
+    </w:p>
+    <w:p>
+      <w:pPr>
+        <w:spacing w:after="60"/>
+      </w:pPr>
+      <w:r>
+        <w:rPr>
+          <w:b/>
+        </w:rPr>
+        <w:t xml:space="preserve">Nhiệm vụ: </w:t>
+      </w:r>
+      <w:r>
+        <w:t>Đóng các đơn quá thời gian giữ chỗ.</w:t>
+      </w:r>
+    </w:p>
+    <w:p>
+      <w:pPr>
+        <w:spacing w:after="60"/>
+      </w:pPr>
+      <w:r>
+        <w:rPr>
+          <w:b/>
+        </w:rPr>
+        <w:t xml:space="preserve">Hàm và đoạn cần đọc: </w:t>
+      </w:r>
+      <w:r>
+        <w:t>xuLyHetHan() tìm mã đơn quá hạn, sau đó hủy trong giao dịch.</w:t>
+      </w:r>
+    </w:p>
+    <w:p>
+      <w:pPr>
+        <w:spacing w:after="60"/>
+      </w:pPr>
+      <w:r>
+        <w:rPr>
+          <w:b/>
+        </w:rPr>
+        <w:t xml:space="preserve">Đầu vào và file kế tiếp: </w:t>
+      </w:r>
+      <w:r>
+        <w:t>Đơn không còn giữ ghế khi chuyển sang HUY.</w:t>
+      </w:r>
+    </w:p>
+    <w:p>
+      <w:pPr>
+        <w:spacing w:after="60"/>
+      </w:pPr>
+      <w:r>
+        <w:rPr>
+          <w:b/>
+        </w:rPr>
+        <w:t xml:space="preserve">Điểm dễ nhầm: </w:t>
+      </w:r>
+      <w:r>
+        <w:t>HET_HAN không phải trạng thái đơn đang dùng; hết thời hạn là lý do hủy.</w:t>
+      </w:r>
+    </w:p>
+    <w:p>
+      <w:pPr>
+        <w:pStyle w:val="Heading3"/>
+        <w:keepNext/>
+      </w:pPr>
+      <w:r>
+        <w:t>src/main/java/com/cinesnack/booking/entity/Order.java</w:t>
+      </w:r>
+    </w:p>
+    <w:p>
+      <w:pPr>
+        <w:spacing w:after="60"/>
+      </w:pPr>
+      <w:r>
+        <w:rPr>
+          <w:b/>
+        </w:rPr>
+        <w:t xml:space="preserve">Nhiệm vụ: </w:t>
+      </w:r>
+      <w:r>
+        <w:t>Record dữ liệu đơn trả về giữa repository, service và API.</w:t>
+      </w:r>
+    </w:p>
+    <w:p>
+      <w:pPr>
+        <w:spacing w:after="60"/>
+      </w:pPr>
+      <w:r>
+        <w:rPr>
+          <w:b/>
+        </w:rPr>
+        <w:t xml:space="preserve">Hàm và đoạn cần đọc: </w:t>
+      </w:r>
+      <w:r>
+        <w:t>Đọc các trường id, code, email, total, status, expiresAt.</w:t>
+      </w:r>
+    </w:p>
+    <w:p>
+      <w:pPr>
+        <w:spacing w:after="60"/>
+      </w:pPr>
+      <w:r>
+        <w:rPr>
+          <w:b/>
+        </w:rPr>
+        <w:t xml:space="preserve">Đầu vào và file kế tiếp: </w:t>
+      </w:r>
+      <w:r>
+        <w:t>Giữ dữ liệu của một đơn, không tự ghi SQL.</w:t>
+      </w:r>
+    </w:p>
+    <w:p>
+      <w:pPr>
+        <w:spacing w:after="60"/>
+      </w:pPr>
+      <w:r>
+        <w:rPr>
+          <w:b/>
+        </w:rPr>
+        <w:t xml:space="preserve">Điểm dễ nhầm: </w:t>
+      </w:r>
+      <w:r>
+        <w:t>record có accessor theo tên thành phần; trạng thái được đổi bằng câu SQL và kết quả đọc mới.</w:t>
+      </w:r>
+    </w:p>
+    <w:p>
+      <w:pPr>
+        <w:pStyle w:val="Heading3"/>
+        <w:keepNext/>
+      </w:pPr>
+      <w:r>
+        <w:t>src/main/java/com/cinesnack/booking/entity/Ticket.java</w:t>
+      </w:r>
+    </w:p>
+    <w:p>
+      <w:pPr>
+        <w:spacing w:after="60"/>
+      </w:pPr>
+      <w:r>
+        <w:rPr>
+          <w:b/>
+        </w:rPr>
+        <w:t xml:space="preserve">Nhiệm vụ: </w:t>
+      </w:r>
+      <w:r>
+        <w:t>Record mô tả từng vé gắn với suất và ghế.</w:t>
+      </w:r>
+    </w:p>
+    <w:p>
+      <w:pPr>
+        <w:spacing w:after="60"/>
+      </w:pPr>
+      <w:r>
+        <w:rPr>
+          <w:b/>
+        </w:rPr>
+        <w:t xml:space="preserve">Hàm và đoạn cần đọc: </w:t>
+      </w:r>
+      <w:r>
+        <w:t>Đọc mã ghế, tên ghế, suất và đơn giá.</w:t>
+      </w:r>
+    </w:p>
+    <w:p>
+      <w:pPr>
+        <w:spacing w:after="60"/>
+      </w:pPr>
+      <w:r>
+        <w:rPr>
+          <w:b/>
+        </w:rPr>
+        <w:t xml:space="preserve">Đầu vào và file kế tiếp: </w:t>
+      </w:r>
+      <w:r>
+        <w:t>Dùng khi hiển thị vé và tạo hóa đơn vé.</w:t>
+      </w:r>
+    </w:p>
+    <w:p>
+      <w:pPr>
+        <w:spacing w:after="60"/>
+      </w:pPr>
+      <w:r>
+        <w:rPr>
+          <w:b/>
+        </w:rPr>
+        <w:t xml:space="preserve">Điểm dễ nhầm: </w:t>
+      </w:r>
+      <w:r>
+        <w:t>Đơn có bắp nước mà không có ghế sẽ không có Ticket.</w:t>
+      </w:r>
+    </w:p>
+    <w:p>
+      <w:pPr>
+        <w:pStyle w:val="Heading3"/>
+        <w:keepNext/>
+      </w:pPr>
+      <w:r>
+        <w:t>src/main/java/com/cinesnack/booking/entity/OrderItem.java</w:t>
+      </w:r>
+    </w:p>
+    <w:p>
+      <w:pPr>
+        <w:spacing w:after="60"/>
+      </w:pPr>
+      <w:r>
+        <w:rPr>
+          <w:b/>
+        </w:rPr>
+        <w:t xml:space="preserve">Nhiệm vụ: </w:t>
+      </w:r>
+      <w:r>
+        <w:t>Record mô tả từng dòng sản phẩm hoặc combo.</w:t>
+      </w:r>
+    </w:p>
+    <w:p>
+      <w:pPr>
+        <w:spacing w:after="60"/>
+      </w:pPr>
+      <w:r>
+        <w:rPr>
+          <w:b/>
+        </w:rPr>
+        <w:t xml:space="preserve">Hàm và đoạn cần đọc: </w:t>
+      </w:r>
+      <w:r>
+        <w:t>Đọc loại món, số lượng, đơn giá và tên tại lúc mua.</w:t>
+      </w:r>
+    </w:p>
+    <w:p>
+      <w:pPr>
+        <w:spacing w:after="60"/>
+      </w:pPr>
+      <w:r>
+        <w:rPr>
+          <w:b/>
+        </w:rPr>
+        <w:t xml:space="preserve">Đầu vào và file kế tiếp: </w:t>
+      </w:r>
+      <w:r>
+        <w:t>Dùng trong màn chi tiết đơn và hóa đơn bắp nước.</w:t>
+      </w:r>
+    </w:p>
+    <w:p>
+      <w:pPr>
+        <w:spacing w:after="60"/>
+      </w:pPr>
+      <w:r>
+        <w:rPr>
+          <w:b/>
+        </w:rPr>
+        <w:t xml:space="preserve">Điểm dễ nhầm: </w:t>
+      </w:r>
+      <w:r>
+        <w:t>Tên và giá là ảnh chụp của lúc đặt, không đọc lại giá hiện hành khi xem hóa đơn.</w:t>
+      </w:r>
+    </w:p>
+    <w:p>
+      <w:pPr>
+        <w:pStyle w:val="Heading2"/>
+      </w:pPr>
+      <w:r>
+        <w:t>Thanh toán và hóa đơn</w:t>
+      </w:r>
+    </w:p>
+    <w:p>
+      <w:pPr>
+        <w:pStyle w:val="Heading3"/>
+        <w:keepNext/>
+      </w:pPr>
+      <w:r>
+        <w:t>src/main/java/com/cinesnack/payment/service/PaymentService.java</w:t>
+      </w:r>
+    </w:p>
+    <w:p>
+      <w:pPr>
+        <w:spacing w:after="60"/>
+      </w:pPr>
+      <w:r>
+        <w:rPr>
+          <w:b/>
+        </w:rPr>
+        <w:t xml:space="preserve">Nhiệm vụ: </w:t>
+      </w:r>
+      <w:r>
+        <w:t>Đổi trạng thái chỉ sau khi xác nhận đã thu tiền hợp lệ.</w:t>
+      </w:r>
+    </w:p>
+    <w:p>
+      <w:pPr>
+        <w:spacing w:after="60"/>
+      </w:pPr>
+      <w:r>
+        <w:rPr>
+          <w:b/>
+        </w:rPr>
+        <w:t xml:space="preserve">Hàm và đoạn cần đọc: </w:t>
+      </w:r>
+      <w:r>
+        <w:t>thanhToanTaiQuay(), xacNhanChuyenKhoan().</w:t>
+      </w:r>
+    </w:p>
+    <w:p>
+      <w:pPr>
+        <w:spacing w:after="60"/>
+      </w:pPr>
+      <w:r>
+        <w:rPr>
+          <w:b/>
+        </w:rPr>
+        <w:t xml:space="preserve">Đầu vào và file kế tiếp: </w:t>
+      </w:r>
+      <w:r>
+        <w:t>Gọi OrderRepository kiểm tra chi tiết, PaymentRepository ghi giao dịch, InvoiceService phát hành.</w:t>
+      </w:r>
+    </w:p>
+    <w:p>
+      <w:pPr>
+        <w:spacing w:after="60"/>
+      </w:pPr>
+      <w:r>
+        <w:rPr>
+          <w:b/>
+        </w:rPr>
+        <w:t xml:space="preserve">Điểm dễ nhầm: </w:t>
+      </w:r>
+      <w:r>
+        <w:t>QR có sẵn không đủ để phát hành hóa đơn; tiền chuyển khoản phải đúng tổng đơn.</w:t>
+      </w:r>
+    </w:p>
+    <w:p>
+      <w:pPr>
+        <w:pStyle w:val="Heading3"/>
+        <w:keepNext/>
+      </w:pPr>
+      <w:r>
+        <w:t>src/main/java/com/cinesnack/invoice/service/InvoiceService.java</w:t>
+      </w:r>
+    </w:p>
+    <w:p>
+      <w:pPr>
+        <w:spacing w:after="60"/>
+      </w:pPr>
+      <w:r>
+        <w:rPr>
+          <w:b/>
+        </w:rPr>
+        <w:t xml:space="preserve">Nhiệm vụ: </w:t>
+      </w:r>
+      <w:r>
+        <w:t>Phát hành và kiểm soát quyền xem hóa đơn.</w:t>
+      </w:r>
+    </w:p>
+    <w:p>
+      <w:pPr>
+        <w:spacing w:after="60"/>
+      </w:pPr>
+      <w:r>
+        <w:rPr>
+          <w:b/>
+        </w:rPr>
+        <w:t xml:space="preserve">Hàm và đoạn cần đọc: </w:t>
+      </w:r>
+      <w:r>
+        <w:t>phatHanh() gọi InvoiceRepository; các hàm đọc kiểm tra quyền trước khi trả.</w:t>
+      </w:r>
+    </w:p>
+    <w:p>
+      <w:pPr>
+        <w:spacing w:after="60"/>
+      </w:pPr>
+      <w:r>
+        <w:rPr>
+          <w:b/>
+        </w:rPr>
+        <w:t xml:space="preserve">Đầu vào và file kế tiếp: </w:t>
+      </w:r>
+      <w:r>
+        <w:t>Lấy Order được phép truy cập và danh sách hóa đơn của đơn đó.</w:t>
+      </w:r>
+    </w:p>
+    <w:p>
+      <w:pPr>
+        <w:spacing w:after="60"/>
+      </w:pPr>
+      <w:r>
+        <w:rPr>
+          <w:b/>
+        </w:rPr>
+        <w:t xml:space="preserve">Điểm dễ nhầm: </w:t>
+      </w:r>
+      <w:r>
+        <w:t>Hóa đơn xuất hiện sau thanh toán thành công, không ở bước giữ ghế.</w:t>
+      </w:r>
+    </w:p>
+    <w:p>
+      <w:pPr>
+        <w:pStyle w:val="Heading3"/>
+        <w:keepNext/>
+      </w:pPr>
+      <w:r>
+        <w:t>src/main/java/com/cinesnack/invoice/repository/InvoiceRepository.java</w:t>
+      </w:r>
+    </w:p>
+    <w:p>
+      <w:pPr>
+        <w:spacing w:after="60"/>
+      </w:pPr>
+      <w:r>
+        <w:rPr>
+          <w:b/>
+        </w:rPr>
+        <w:t xml:space="preserve">Nhiệm vụ: </w:t>
+      </w:r>
+      <w:r>
+        <w:t>Ghi hóa đơn vé, hóa đơn bắp nước và đọc dòng chi tiết.</w:t>
+      </w:r>
+    </w:p>
+    <w:p>
+      <w:pPr>
+        <w:spacing w:after="60"/>
+      </w:pPr>
+      <w:r>
+        <w:rPr>
+          <w:b/>
+        </w:rPr>
+        <w:t xml:space="preserve">Hàm và đoạn cần đọc: </w:t>
+      </w:r>
+      <w:r>
+        <w:t>taoHoaDon(), timTheoDonHang().</w:t>
+      </w:r>
+    </w:p>
+    <w:p>
+      <w:pPr>
+        <w:spacing w:after="60"/>
+      </w:pPr>
+      <w:r>
+        <w:rPr>
+          <w:b/>
+        </w:rPr>
+        <w:t xml:space="preserve">Đầu vào và file kế tiếp: </w:t>
+      </w:r>
+      <w:r>
+        <w:t>Lấy tổng từng loại chi tiết của đơn để tạo hóa đơn tương ứng.</w:t>
+      </w:r>
+    </w:p>
+    <w:p>
+      <w:pPr>
+        <w:spacing w:after="60"/>
+      </w:pPr>
+      <w:r>
+        <w:rPr>
+          <w:b/>
+        </w:rPr>
+        <w:t xml:space="preserve">Điểm dễ nhầm: </w:t>
+      </w:r>
+      <w:r>
+        <w:t>Đơn chỉ có vé hoặc chỉ có bắp nước chỉ phát hành loại hóa đơn có nội dung.</w:t>
+      </w:r>
+    </w:p>
+    <w:p>
+      <w:pPr>
+        <w:pStyle w:val="Heading3"/>
+        <w:keepNext/>
+      </w:pPr>
+      <w:r>
+        <w:t>src/main/java/com/cinesnack/invoice/controller/InvoiceController.java</w:t>
+      </w:r>
+    </w:p>
+    <w:p>
+      <w:pPr>
+        <w:spacing w:after="60"/>
+      </w:pPr>
+      <w:r>
+        <w:rPr>
+          <w:b/>
+        </w:rPr>
+        <w:t xml:space="preserve">Nhiệm vụ: </w:t>
+      </w:r>
+      <w:r>
+        <w:t>Cung cấp API đọc hóa đơn cho đơn của tài khoản.</w:t>
+      </w:r>
+    </w:p>
+    <w:p>
+      <w:pPr>
+        <w:spacing w:after="60"/>
+      </w:pPr>
+      <w:r>
+        <w:rPr>
+          <w:b/>
+        </w:rPr>
+        <w:t xml:space="preserve">Hàm và đoạn cần đọc: </w:t>
+      </w:r>
+      <w:r>
+        <w:t>Theo GET /api/orders/{code}/invoices.</w:t>
+      </w:r>
+    </w:p>
+    <w:p>
+      <w:pPr>
+        <w:spacing w:after="60"/>
+      </w:pPr>
+      <w:r>
+        <w:rPr>
+          <w:b/>
+        </w:rPr>
+        <w:t xml:space="preserve">Đầu vào và file kế tiếp: </w:t>
+      </w:r>
+      <w:r>
+        <w:t>Chuyển mã đơn và Principal sang InvoiceService.</w:t>
+      </w:r>
+    </w:p>
+    <w:p>
+      <w:pPr>
+        <w:spacing w:after="60"/>
+      </w:pPr>
+      <w:r>
+        <w:rPr>
+          <w:b/>
+        </w:rPr>
+        <w:t xml:space="preserve">Điểm dễ nhầm: </w:t>
+      </w:r>
+      <w:r>
+        <w:t>Guest dùng route trong GuestOrderController với kiểm tra session.</w:t>
+      </w:r>
+    </w:p>
+    <w:p>
+      <w:pPr>
+        <w:pStyle w:val="Heading3"/>
+        <w:keepNext/>
+      </w:pPr>
+      <w:r>
+        <w:t>src/main/resources/UI/assets/js/orders.js</w:t>
+      </w:r>
+    </w:p>
+    <w:p>
+      <w:pPr>
+        <w:spacing w:after="60"/>
+      </w:pPr>
+      <w:r>
+        <w:rPr>
+          <w:b/>
+        </w:rPr>
+        <w:t xml:space="preserve">Nhiệm vụ: </w:t>
+      </w:r>
+      <w:r>
+        <w:t>Hiển thị đơn, vé, bắp nước, thanh toán và hóa đơn.</w:t>
+      </w:r>
+    </w:p>
+    <w:p>
+      <w:pPr>
+        <w:spacing w:after="60"/>
+      </w:pPr>
+      <w:r>
+        <w:rPr>
+          <w:b/>
+        </w:rPr>
+        <w:t xml:space="preserve">Hàm và đoạn cần đọc: </w:t>
+      </w:r>
+      <w:r>
+        <w:t>chiTiet(code), hienChiTiet(), taiDanhSach().</w:t>
+      </w:r>
+    </w:p>
+    <w:p>
+      <w:pPr>
+        <w:spacing w:after="60"/>
+      </w:pPr>
+      <w:r>
+        <w:rPr>
+          <w:b/>
+        </w:rPr>
+        <w:t xml:space="preserve">Đầu vào và file kế tiếp: </w:t>
+      </w:r>
+      <w:r>
+        <w:t>Gọi API chi tiết rồi dựng các phần bằng dữ liệu đã chụp lúc mua.</w:t>
+      </w:r>
+    </w:p>
+    <w:p>
+      <w:pPr>
+        <w:spacing w:after="60"/>
+      </w:pPr>
+      <w:r>
+        <w:rPr>
+          <w:b/>
+        </w:rPr>
+        <w:t xml:space="preserve">Điểm dễ nhầm: </w:t>
+      </w:r>
+      <w:r>
+        <w:t>Nếu đơn còn chờ trả tiền, hiển thị QR nhưng không hiển thị như đã phát hành hóa đơn.</w:t>
+      </w:r>
+    </w:p>
+    <w:p>
+      <w:pPr>
+        <w:pStyle w:val="Heading1"/>
+      </w:pPr>
+      <w:r>
+        <w:t>4 Đọc các đoạn lệnh quan trọng</w:t>
       </w:r>
     </w:p>
     <w:p>
@@ -1291,7 +3173,7 @@
           <w:b/>
           <w:sz w:val="17"/>
         </w:rPr>
-        <w:t>Mã nguồn: src/main/resources/UI/assets/js/booking.js · dòng 136–157</w:t>
+        <w:t>Mã nguồn: src/main/resources/UI/assets/js/booking.js</w:t>
       </w:r>
     </w:p>
     <w:p>
@@ -1305,7 +3187,7 @@
           <w:color w:val="23344C"/>
           <w:sz w:val="16"/>
         </w:rPr>
-        <w:t>136    async function doiPhim(maUuTien = null) {</w:t>
+        <w:t>async function doiPhim(maUuTien = null) {</w:t>
       </w:r>
     </w:p>
     <w:p>
@@ -1319,7 +3201,7 @@
           <w:color w:val="23344C"/>
           <w:sz w:val="16"/>
         </w:rPr>
-        <w:t>137      const lan = ++lanTai;</w:t>
+        <w:t>const lan = ++lanTai;</w:t>
       </w:r>
     </w:p>
     <w:p>
@@ -1333,7 +3215,7 @@
           <w:color w:val="23344C"/>
           <w:sz w:val="16"/>
         </w:rPr>
-        <w:t>138      g.phim = phim.find((p) =&gt; p.id === Number(o("chon-phim").value)) || null;</w:t>
+        <w:t>g.phim = phim.find((p) =&gt; p.id === Number(o("chon-phim").value)) || null;</w:t>
       </w:r>
     </w:p>
     <w:p>
@@ -1347,7 +3229,7 @@
           <w:color w:val="23344C"/>
           <w:sz w:val="16"/>
         </w:rPr>
-        <w:t>139      g.ghe = [];</w:t>
+        <w:t>g.ghe = [];</w:t>
       </w:r>
     </w:p>
     <w:p>
@@ -1361,7 +3243,7 @@
           <w:color w:val="23344C"/>
           <w:sz w:val="16"/>
         </w:rPr>
-        <w:t>140      g.suat = null;</w:t>
+        <w:t>g.suat = null;</w:t>
       </w:r>
     </w:p>
     <w:p>
@@ -1375,7 +3257,7 @@
           <w:color w:val="23344C"/>
           <w:sz w:val="16"/>
         </w:rPr>
-        <w:t>141      g.maSuatChieu = null;</w:t>
+        <w:t>g.maSuatChieu = null;</w:t>
       </w:r>
     </w:p>
     <w:p>
@@ -1389,7 +3271,7 @@
           <w:color w:val="23344C"/>
           <w:sz w:val="16"/>
         </w:rPr>
-        <w:t>142      dangTai = true;</w:t>
+        <w:t>dangTai = true;</w:t>
       </w:r>
     </w:p>
     <w:p>
@@ -1403,7 +3285,7 @@
           <w:color w:val="23344C"/>
           <w:sz w:val="16"/>
         </w:rPr>
-        <w:t>143      capNhat();</w:t>
+        <w:t>capNhat();</w:t>
       </w:r>
     </w:p>
     <w:p>
@@ -1417,7 +3299,7 @@
           <w:color w:val="23344C"/>
           <w:sz w:val="16"/>
         </w:rPr>
-        <w:t>144      o("chon-ngay").replaceChildren();</w:t>
+        <w:t>o("chon-ngay").replaceChildren();</w:t>
       </w:r>
     </w:p>
     <w:p>
@@ -1431,7 +3313,7 @@
           <w:color w:val="23344C"/>
           <w:sz w:val="16"/>
         </w:rPr>
-        <w:t>145      o("chon-gio").replaceChildren();</w:t>
+        <w:t>o("chon-gio").replaceChildren();</w:t>
       </w:r>
     </w:p>
     <w:p>
@@ -1445,7 +3327,7 @@
           <w:color w:val="23344C"/>
           <w:sz w:val="16"/>
         </w:rPr>
-        <w:t>146      o("hang-ghe").replaceChildren();</w:t>
+        <w:t>o("hang-ghe").replaceChildren();</w:t>
       </w:r>
     </w:p>
     <w:p>
@@ -1459,7 +3341,7 @@
           <w:color w:val="23344C"/>
           <w:sz w:val="16"/>
         </w:rPr>
-        <w:t>147      o("ghe-loi").textContent = "";</w:t>
+        <w:t>o("ghe-loi").textContent = "";</w:t>
       </w:r>
     </w:p>
     <w:p>
@@ -1473,7 +3355,7 @@
           <w:color w:val="23344C"/>
           <w:sz w:val="16"/>
         </w:rPr>
-        <w:t>148      hienTrangThaiGhe(g.phim ? "Đang tải suất chiếu…" :</w:t>
+        <w:t>hienTrangThaiGhe(g.phim ? "Đang tải suất chiếu…" :</w:t>
       </w:r>
     </w:p>
     <w:p>
@@ -1487,7 +3369,7 @@
           <w:color w:val="23344C"/>
           <w:sz w:val="16"/>
         </w:rPr>
-        <w:t>149        o("chon-phim").value === "snacks" ? "Chỉ mua bắp nước: không cần chọn ghế." : "Chọn phim trước để xem suất chiếu.");</w:t>
+        <w:t>o("chon-phim").value === "snacks" ? "Chỉ mua bắp nước: không cần chọn ghế." : "Chọn phim trước để xem suất chiếu.");</w:t>
       </w:r>
     </w:p>
     <w:p>
@@ -1501,7 +3383,7 @@
           <w:color w:val="23344C"/>
           <w:sz w:val="16"/>
         </w:rPr>
-        <w:t>150      loi("");</w:t>
+        <w:t>loi("");</w:t>
       </w:r>
     </w:p>
     <w:p>
@@ -1515,7 +3397,7 @@
           <w:color w:val="23344C"/>
           <w:sz w:val="16"/>
         </w:rPr>
-        <w:t>151      if (!g.phim) {</w:t>
+        <w:t>if (!g.phim) {</w:t>
       </w:r>
     </w:p>
     <w:p>
@@ -1529,7 +3411,7 @@
           <w:color w:val="23344C"/>
           <w:sz w:val="16"/>
         </w:rPr>
-        <w:t>152        dangTai = false;</w:t>
+        <w:t>dangTai = false;</w:t>
       </w:r>
     </w:p>
     <w:p>
@@ -1543,7 +3425,7 @@
           <w:color w:val="23344C"/>
           <w:sz w:val="16"/>
         </w:rPr>
-        <w:t>153        capNhat();</w:t>
+        <w:t>capNhat();</w:t>
       </w:r>
     </w:p>
     <w:p>
@@ -1557,7 +3439,7 @@
           <w:color w:val="23344C"/>
           <w:sz w:val="16"/>
         </w:rPr>
-        <w:t>154        return;</w:t>
+        <w:t>return;</w:t>
       </w:r>
     </w:p>
     <w:p>
@@ -1571,7 +3453,7 @@
           <w:color w:val="23344C"/>
           <w:sz w:val="16"/>
         </w:rPr>
-        <w:t>155      }</w:t>
+        <w:t>}</w:t>
       </w:r>
     </w:p>
     <w:p>
@@ -1585,7 +3467,7 @@
           <w:color w:val="23344C"/>
           <w:sz w:val="16"/>
         </w:rPr>
-        <w:t>156      try {</w:t>
+        <w:t>try {</w:t>
       </w:r>
     </w:p>
     <w:p>
@@ -1599,7 +3481,7 @@
           <w:color w:val="23344C"/>
           <w:sz w:val="16"/>
         </w:rPr>
-        <w:t>157        const ds = await CineSnackApi.goi("/api/showtimes?movieId=" + g.phim.id);</w:t>
+        <w:t>const ds = await CineSnackApi.goi("/api/showtimes?movieId=" + g.phim.id);</w:t>
       </w:r>
     </w:p>
     <w:p>
@@ -1625,7 +3507,7 @@
           <w:b/>
           <w:sz w:val="17"/>
         </w:rPr>
-        <w:t>Mã nguồn: src/main/resources/UI/assets/js/booking.js · dòng 48–67</w:t>
+        <w:t>Mã nguồn: src/main/resources/UI/assets/js/booking.js</w:t>
       </w:r>
     </w:p>
     <w:p>
@@ -1639,7 +3521,7 @@
           <w:color w:val="23344C"/>
           <w:sz w:val="16"/>
         </w:rPr>
-        <w:t xml:space="preserve"> 48    async function chonSuat(s) {</w:t>
+        <w:t>async function chonSuat(s) {</w:t>
       </w:r>
     </w:p>
     <w:p>
@@ -1653,7 +3535,7 @@
           <w:color w:val="23344C"/>
           <w:sz w:val="16"/>
         </w:rPr>
-        <w:t xml:space="preserve"> 49      const lan = ++lanTai;</w:t>
+        <w:t>const lan = ++lanTai;</w:t>
       </w:r>
     </w:p>
     <w:p>
@@ -1667,7 +3549,7 @@
           <w:color w:val="23344C"/>
           <w:sz w:val="16"/>
         </w:rPr>
-        <w:t xml:space="preserve"> 50      g.suat = s;</w:t>
+        <w:t>g.suat = s;</w:t>
       </w:r>
     </w:p>
     <w:p>
@@ -1681,7 +3563,7 @@
           <w:color w:val="23344C"/>
           <w:sz w:val="16"/>
         </w:rPr>
-        <w:t xml:space="preserve"> 51      g.maSuatChieu = s?.id || null;</w:t>
+        <w:t>g.maSuatChieu = s?.id || null;</w:t>
       </w:r>
     </w:p>
     <w:p>
@@ -1695,7 +3577,7 @@
           <w:color w:val="23344C"/>
           <w:sz w:val="16"/>
         </w:rPr>
-        <w:t xml:space="preserve"> 52      g.ghe = [];</w:t>
+        <w:t>g.ghe = [];</w:t>
       </w:r>
     </w:p>
     <w:p>
@@ -1709,7 +3591,7 @@
           <w:color w:val="23344C"/>
           <w:sz w:val="16"/>
         </w:rPr>
-        <w:t xml:space="preserve"> 53      ghe = [];</w:t>
+        <w:t>ghe = [];</w:t>
       </w:r>
     </w:p>
     <w:p>
@@ -1723,7 +3605,7 @@
           <w:color w:val="23344C"/>
           <w:sz w:val="16"/>
         </w:rPr>
-        <w:t xml:space="preserve"> 54      o("ghe-loi").textContent = "";</w:t>
+        <w:t>o("ghe-loi").textContent = "";</w:t>
       </w:r>
     </w:p>
     <w:p>
@@ -1737,7 +3619,7 @@
           <w:color w:val="23344C"/>
           <w:sz w:val="16"/>
         </w:rPr>
-        <w:t xml:space="preserve"> 55      hienTrangThaiGhe(s ? "Đang tải sơ đồ ghế…" : "Chọn suất chiếu để xem ghế.");</w:t>
+        <w:t>hienTrangThaiGhe(s ? "Đang tải sơ đồ ghế…" : "Chọn suất chiếu để xem ghế.");</w:t>
       </w:r>
     </w:p>
     <w:p>
@@ -1751,7 +3633,7 @@
           <w:color w:val="23344C"/>
           <w:sz w:val="16"/>
         </w:rPr>
-        <w:t xml:space="preserve"> 56      dangTai = true;</w:t>
+        <w:t>dangTai = true;</w:t>
       </w:r>
     </w:p>
     <w:p>
@@ -1765,7 +3647,7 @@
           <w:color w:val="23344C"/>
           <w:sz w:val="16"/>
         </w:rPr>
-        <w:t xml:space="preserve"> 57      capNhat();</w:t>
+        <w:t>capNhat();</w:t>
       </w:r>
     </w:p>
     <w:p>
@@ -1779,7 +3661,7 @@
           <w:color w:val="23344C"/>
           <w:sz w:val="16"/>
         </w:rPr>
-        <w:t xml:space="preserve"> 58      o("hang-ghe").replaceChildren();</w:t>
+        <w:t>o("hang-ghe").replaceChildren();</w:t>
       </w:r>
     </w:p>
     <w:p>
@@ -1793,7 +3675,7 @@
           <w:color w:val="23344C"/>
           <w:sz w:val="16"/>
         </w:rPr>
-        <w:t xml:space="preserve"> 59      if (!s) {</w:t>
+        <w:t>if (!s) {</w:t>
       </w:r>
     </w:p>
     <w:p>
@@ -1807,7 +3689,7 @@
           <w:color w:val="23344C"/>
           <w:sz w:val="16"/>
         </w:rPr>
-        <w:t xml:space="preserve"> 60        dangTai = false;</w:t>
+        <w:t>dangTai = false;</w:t>
       </w:r>
     </w:p>
     <w:p>
@@ -1821,7 +3703,7 @@
           <w:color w:val="23344C"/>
           <w:sz w:val="16"/>
         </w:rPr>
-        <w:t xml:space="preserve"> 61        capNhat();</w:t>
+        <w:t>capNhat();</w:t>
       </w:r>
     </w:p>
     <w:p>
@@ -1835,7 +3717,7 @@
           <w:color w:val="23344C"/>
           <w:sz w:val="16"/>
         </w:rPr>
-        <w:t xml:space="preserve"> 62        return;</w:t>
+        <w:t>return;</w:t>
       </w:r>
     </w:p>
     <w:p>
@@ -1849,7 +3731,7 @@
           <w:color w:val="23344C"/>
           <w:sz w:val="16"/>
         </w:rPr>
-        <w:t xml:space="preserve"> 63      }</w:t>
+        <w:t>}</w:t>
       </w:r>
     </w:p>
     <w:p>
@@ -1863,7 +3745,7 @@
           <w:color w:val="23344C"/>
           <w:sz w:val="16"/>
         </w:rPr>
-        <w:t xml:space="preserve"> 64      try {</w:t>
+        <w:t>try {</w:t>
       </w:r>
     </w:p>
     <w:p>
@@ -1877,7 +3759,7 @@
           <w:color w:val="23344C"/>
           <w:sz w:val="16"/>
         </w:rPr>
-        <w:t xml:space="preserve"> 65        const ds = await CineSnackApi.goi(`/api/showtimes/${s.id}/seats`);</w:t>
+        <w:t>const ds = await CineSnackApi.goi(`/api/showtimes/${s.id}/seats`);</w:t>
       </w:r>
     </w:p>
     <w:p>
@@ -1891,7 +3773,7 @@
           <w:color w:val="23344C"/>
           <w:sz w:val="16"/>
         </w:rPr>
-        <w:t xml:space="preserve"> 66        if (lan !== lanTai) return;</w:t>
+        <w:t>if (lan !== lanTai) return;</w:t>
       </w:r>
     </w:p>
     <w:p>
@@ -1905,7 +3787,7 @@
           <w:color w:val="23344C"/>
           <w:sz w:val="16"/>
         </w:rPr>
-        <w:t xml:space="preserve"> 67        ghe = ds;</w:t>
+        <w:t>ghe = ds;</w:t>
       </w:r>
     </w:p>
     <w:p>
@@ -1931,7 +3813,7 @@
           <w:b/>
           <w:sz w:val="17"/>
         </w:rPr>
-        <w:t>Mã nguồn: src/main/resources/UI/assets/js/booking.js · dòng 245–254</w:t>
+        <w:t>Mã nguồn: src/main/resources/UI/assets/js/booking.js</w:t>
       </w:r>
     </w:p>
     <w:p>
@@ -1945,7 +3827,7 @@
           <w:color w:val="23344C"/>
           <w:sz w:val="16"/>
         </w:rPr>
-        <w:t>245    o("chon-phim").addEventListener("change", () =&gt; doiPhim());</w:t>
+        <w:t>o("chon-phim").addEventListener("change", () =&gt; doiPhim());</w:t>
       </w:r>
     </w:p>
     <w:p>
@@ -1959,7 +3841,7 @@
           <w:color w:val="23344C"/>
           <w:sz w:val="16"/>
         </w:rPr>
-        <w:t>246    o("tiep-dat-ve").addEventListener("click", () =&gt; {</w:t>
+        <w:t>o("tiep-dat-ve").addEventListener("click", () =&gt; {</w:t>
       </w:r>
     </w:p>
     <w:p>
@@ -1973,7 +3855,7 @@
           <w:color w:val="23344C"/>
           <w:sz w:val="16"/>
         </w:rPr>
-        <w:t>247      if (!CineSnack.gioHopLe(g)) {</w:t>
+        <w:t>if (!CineSnack.gioHopLe(g)) {</w:t>
       </w:r>
     </w:p>
     <w:p>
@@ -1987,7 +3869,7 @@
           <w:color w:val="23344C"/>
           <w:sz w:val="16"/>
         </w:rPr>
-        <w:t>248        loi("Suất hoặc lựa chọn không còn hợp lệ. Hãy chọn lại.");</w:t>
+        <w:t>loi("Suất hoặc lựa chọn không còn hợp lệ. Hãy chọn lại.");</w:t>
       </w:r>
     </w:p>
     <w:p>
@@ -2001,7 +3883,7 @@
           <w:color w:val="23344C"/>
           <w:sz w:val="16"/>
         </w:rPr>
-        <w:t>249        return;</w:t>
+        <w:t>return;</w:t>
       </w:r>
     </w:p>
     <w:p>
@@ -2015,7 +3897,7 @@
           <w:color w:val="23344C"/>
           <w:sz w:val="16"/>
         </w:rPr>
-        <w:t>250      }</w:t>
+        <w:t>}</w:t>
       </w:r>
     </w:p>
     <w:p>
@@ -2029,7 +3911,7 @@
           <w:color w:val="23344C"/>
           <w:sz w:val="16"/>
         </w:rPr>
-        <w:t>251      try {</w:t>
+        <w:t>try {</w:t>
       </w:r>
     </w:p>
     <w:p>
@@ -2043,7 +3925,7 @@
           <w:color w:val="23344C"/>
           <w:sz w:val="16"/>
         </w:rPr>
-        <w:t>252        sessionStorage.setItem(CineSnack.khoaGio, JSON.stringify(g));</w:t>
+        <w:t>sessionStorage.setItem(CineSnack.khoaGio, JSON.stringify(g));</w:t>
       </w:r>
     </w:p>
     <w:p>
@@ -2057,7 +3939,7 @@
           <w:color w:val="23344C"/>
           <w:sz w:val="16"/>
         </w:rPr>
-        <w:t>253        location.href = "checkout.html";</w:t>
+        <w:t>location.href = "checkout.html";</w:t>
       </w:r>
     </w:p>
     <w:p>
@@ -2071,7 +3953,7 @@
           <w:color w:val="23344C"/>
           <w:sz w:val="16"/>
         </w:rPr>
-        <w:t>254      } catch {</w:t>
+        <w:t>} catch {</w:t>
       </w:r>
     </w:p>
     <w:p>
@@ -2097,7 +3979,7 @@
           <w:b/>
           <w:sz w:val="17"/>
         </w:rPr>
-        <w:t>Mã nguồn: src/main/resources/UI/assets/js/cinema.js · dòng 108–121</w:t>
+        <w:t>Mã nguồn: src/main/resources/UI/assets/js/cinema.js</w:t>
       </w:r>
     </w:p>
     <w:p>
@@ -2111,7 +3993,7 @@
           <w:color w:val="23344C"/>
           <w:sz w:val="16"/>
         </w:rPr>
-        <w:t>108    function taoYeuCau(g, email) {</w:t>
+        <w:t>function taoYeuCau(g, email) {</w:t>
       </w:r>
     </w:p>
     <w:p>
@@ -2125,7 +4007,7 @@
           <w:color w:val="23344C"/>
           <w:sz w:val="16"/>
         </w:rPr>
-        <w:t>109      return {</w:t>
+        <w:t>return {</w:t>
       </w:r>
     </w:p>
     <w:p>
@@ -2139,7 +4021,7 @@
           <w:color w:val="23344C"/>
           <w:sz w:val="16"/>
         </w:rPr>
-        <w:t>110        email,</w:t>
+        <w:t>email,</w:t>
       </w:r>
     </w:p>
     <w:p>
@@ -2153,7 +4035,7 @@
           <w:color w:val="23344C"/>
           <w:sz w:val="16"/>
         </w:rPr>
-        <w:t>111        showTimeId: g.maSuatChieu,</w:t>
+        <w:t>showTimeId: g.maSuatChieu,</w:t>
       </w:r>
     </w:p>
     <w:p>
@@ -2167,7 +4049,7 @@
           <w:color w:val="23344C"/>
           <w:sz w:val="16"/>
         </w:rPr>
-        <w:t>112        seatIds: g.ghe.map((v) =&gt; v.id),</w:t>
+        <w:t>seatIds: g.ghe.map((v) =&gt; v.id),</w:t>
       </w:r>
     </w:p>
     <w:p>
@@ -2181,7 +4063,7 @@
           <w:color w:val="23344C"/>
           <w:sz w:val="16"/>
         </w:rPr>
-        <w:t>113        snacks: g.snacks.map((v) =&gt; ({</w:t>
+        <w:t>snacks: g.snacks.map((v) =&gt; ({</w:t>
       </w:r>
     </w:p>
     <w:p>
@@ -2195,7 +4077,7 @@
           <w:color w:val="23344C"/>
           <w:sz w:val="16"/>
         </w:rPr>
-        <w:t>114          productId: v.productId,</w:t>
+        <w:t>productId: v.productId,</w:t>
       </w:r>
     </w:p>
     <w:p>
@@ -2209,7 +4091,7 @@
           <w:color w:val="23344C"/>
           <w:sz w:val="16"/>
         </w:rPr>
-        <w:t>115          quantity: v.quantity,</w:t>
+        <w:t>quantity: v.quantity,</w:t>
       </w:r>
     </w:p>
     <w:p>
@@ -2223,7 +4105,7 @@
           <w:color w:val="23344C"/>
           <w:sz w:val="16"/>
         </w:rPr>
-        <w:t>116        })),</w:t>
+        <w:t>})),</w:t>
       </w:r>
     </w:p>
     <w:p>
@@ -2237,7 +4119,7 @@
           <w:color w:val="23344C"/>
           <w:sz w:val="16"/>
         </w:rPr>
-        <w:t>117        combos: g.combos.map((v) =&gt; ({</w:t>
+        <w:t>combos: g.combos.map((v) =&gt; ({</w:t>
       </w:r>
     </w:p>
     <w:p>
@@ -2251,7 +4133,7 @@
           <w:color w:val="23344C"/>
           <w:sz w:val="16"/>
         </w:rPr>
-        <w:t>118          comboId: v.comboId,</w:t>
+        <w:t>comboId: v.comboId,</w:t>
       </w:r>
     </w:p>
     <w:p>
@@ -2265,7 +4147,7 @@
           <w:color w:val="23344C"/>
           <w:sz w:val="16"/>
         </w:rPr>
-        <w:t>119          quantity: v.quantity,</w:t>
+        <w:t>quantity: v.quantity,</w:t>
       </w:r>
     </w:p>
     <w:p>
@@ -2279,7 +4161,7 @@
           <w:color w:val="23344C"/>
           <w:sz w:val="16"/>
         </w:rPr>
-        <w:t>120        })),</w:t>
+        <w:t>})),</w:t>
       </w:r>
     </w:p>
     <w:p>
@@ -2293,7 +4175,7 @@
           <w:color w:val="23344C"/>
           <w:sz w:val="16"/>
         </w:rPr>
-        <w:t>121      };</w:t>
+        <w:t>};</w:t>
       </w:r>
     </w:p>
     <w:p>
@@ -2319,7 +4201,7 @@
           <w:b/>
           <w:sz w:val="17"/>
         </w:rPr>
-        <w:t>Mã nguồn: src/main/resources/UI/assets/js/checkout.js · dòng 53–61</w:t>
+        <w:t>Mã nguồn: src/main/resources/UI/assets/js/checkout.js</w:t>
       </w:r>
     </w:p>
     <w:p>
@@ -2333,7 +4215,7 @@
           <w:color w:val="23344C"/>
           <w:sz w:val="16"/>
         </w:rPr>
-        <w:t xml:space="preserve"> 53      gui = true;</w:t>
+        <w:t>gui = true;</w:t>
       </w:r>
     </w:p>
     <w:p>
@@ -2347,7 +4229,7 @@
           <w:color w:val="23344C"/>
           <w:sz w:val="16"/>
         </w:rPr>
-        <w:t xml:space="preserve"> 54      nut.disabled = true;</w:t>
+        <w:t>nut.disabled = true;</w:t>
       </w:r>
     </w:p>
     <w:p>
@@ -2361,7 +4243,7 @@
           <w:color w:val="23344C"/>
           <w:sz w:val="16"/>
         </w:rPr>
-        <w:t xml:space="preserve"> 55      nut.setAttribute("aria-busy", "true");</w:t>
+        <w:t>nut.setAttribute("aria-busy", "true");</w:t>
       </w:r>
     </w:p>
     <w:p>
@@ -2375,7 +4257,7 @@
           <w:color w:val="23344C"/>
           <w:sz w:val="16"/>
         </w:rPr>
-        <w:t xml:space="preserve"> 56      loi.textContent = "Đang tạo đơn…";</w:t>
+        <w:t>loi.textContent = "Đang tạo đơn…";</w:t>
       </w:r>
     </w:p>
     <w:p>
@@ -2389,7 +4271,7 @@
           <w:color w:val="23344C"/>
           <w:sz w:val="16"/>
         </w:rPr>
-        <w:t xml:space="preserve"> 57      try {</w:t>
+        <w:t>try {</w:t>
       </w:r>
     </w:p>
     <w:p>
@@ -2403,7 +4285,7 @@
           <w:color w:val="23344C"/>
           <w:sz w:val="16"/>
         </w:rPr>
-        <w:t xml:space="preserve"> 58        const staff = user?.role === "NHAN_VIEN";</w:t>
+        <w:t>const staff = user?.role === "NHAN_VIEN";</w:t>
       </w:r>
     </w:p>
     <w:p>
@@ -2417,7 +4299,7 @@
           <w:color w:val="23344C"/>
           <w:sz w:val="16"/>
         </w:rPr>
-        <w:t xml:space="preserve"> 59        const d = await CineSnackApi.goi(staff ? "/api/admin/orders" : user ? "/api/orders" : "/api/guest/orders", {</w:t>
+        <w:t>const d = await CineSnackApi.goi(staff ? "/api/admin/orders" : user ? "/api/orders" : "/api/guest/orders", {</w:t>
       </w:r>
     </w:p>
     <w:p>
@@ -2431,7 +4313,7 @@
           <w:color w:val="23344C"/>
           <w:sz w:val="16"/>
         </w:rPr>
-        <w:t xml:space="preserve"> 60          method: "POST",</w:t>
+        <w:t>method: "POST",</w:t>
       </w:r>
     </w:p>
     <w:p>
@@ -2445,7 +4327,7 @@
           <w:color w:val="23344C"/>
           <w:sz w:val="16"/>
         </w:rPr>
-        <w:t xml:space="preserve"> 61          body: CineSnack.taoYeuCau(g, email.value.trim()),</w:t>
+        <w:t>body: CineSnack.taoYeuCau(g, email.value.trim()),</w:t>
       </w:r>
     </w:p>
     <w:p>
@@ -2471,7 +4353,7 @@
           <w:b/>
           <w:sz w:val="17"/>
         </w:rPr>
-        <w:t>Mã nguồn: src/main/java/com/cinesnack/dto/CreateOrderRequest.java · dòng 9–17</w:t>
+        <w:t>Mã nguồn: src/main/java/com/cinesnack/booking/dto/CreateOrderRequest.java</w:t>
       </w:r>
     </w:p>
     <w:p>
@@ -2485,7 +4367,7 @@
           <w:color w:val="23344C"/>
           <w:sz w:val="16"/>
         </w:rPr>
-        <w:t xml:space="preserve">  9      @JsonProperty("email") @NotBlank @Email @Size(max = 150) String thuDienTu,</w:t>
+        <w:t>@JsonProperty("email") @NotBlank @Email @Size(max = 150) String thuDienTu,</w:t>
       </w:r>
     </w:p>
     <w:p>
@@ -2499,7 +4381,7 @@
           <w:color w:val="23344C"/>
           <w:sz w:val="16"/>
         </w:rPr>
-        <w:t xml:space="preserve"> 10      @JsonProperty("showTimeId") @Positive Long maSuatChieu,</w:t>
+        <w:t>@JsonProperty("showTimeId") @Positive Long maSuatChieu,</w:t>
       </w:r>
     </w:p>
     <w:p>
@@ -2513,7 +4395,7 @@
           <w:color w:val="23344C"/>
           <w:sz w:val="16"/>
         </w:rPr>
-        <w:t xml:space="preserve"> 11      @JsonProperty("seatIds") @NotNull @Size(max = 10) List&lt;@NotNull @Positive Long&gt; dsMaGhe,</w:t>
+        <w:t>@JsonProperty("seatIds") @NotNull @Size(max = 10) List&lt;@NotNull @Positive Long&gt; dsMaGhe,</w:t>
       </w:r>
     </w:p>
     <w:p>
@@ -2527,7 +4409,7 @@
           <w:color w:val="23344C"/>
           <w:sz w:val="16"/>
         </w:rPr>
-        <w:t xml:space="preserve"> 12      @JsonProperty("snacks") @NotNull @Size(max = 20) List&lt;@NotNull @Valid SnackChoice&gt; dsBapNuoc,</w:t>
+        <w:t>@JsonProperty("snacks") @NotNull @Size(max = 20) List&lt;@NotNull @Valid SnackChoice&gt; dsBapNuoc,</w:t>
       </w:r>
     </w:p>
     <w:p>
@@ -2541,7 +4423,7 @@
           <w:color w:val="23344C"/>
           <w:sz w:val="16"/>
         </w:rPr>
-        <w:t xml:space="preserve"> 13      @JsonProperty("combos") @NotNull @Size(max = 20) List&lt;@NotNull @Valid ComboChoice&gt; dsCombo</w:t>
+        <w:t>@JsonProperty("combos") @NotNull @Size(max = 20) List&lt;@NotNull @Valid ComboChoice&gt; dsCombo</w:t>
       </w:r>
     </w:p>
     <w:p>
@@ -2555,7 +4437,7 @@
           <w:color w:val="23344C"/>
           <w:sz w:val="16"/>
         </w:rPr>
-        <w:t xml:space="preserve"> 14  ) {</w:t>
+        <w:t>) {</w:t>
       </w:r>
     </w:p>
     <w:p>
@@ -2569,7 +4451,7 @@
           <w:color w:val="23344C"/>
           <w:sz w:val="16"/>
         </w:rPr>
-        <w:t xml:space="preserve"> 15      public record SnackChoice(</w:t>
+        <w:t>public record SnackChoice(</w:t>
       </w:r>
     </w:p>
     <w:p>
@@ -2583,7 +4465,7 @@
           <w:color w:val="23344C"/>
           <w:sz w:val="16"/>
         </w:rPr>
-        <w:t xml:space="preserve"> 16          @JsonProperty("productId") @NotNull @Positive Long maSanPham,</w:t>
+        <w:t>@JsonProperty("productId") @NotNull @Positive Long maSanPham,</w:t>
       </w:r>
     </w:p>
     <w:p>
@@ -2597,7 +4479,7 @@
           <w:color w:val="23344C"/>
           <w:sz w:val="16"/>
         </w:rPr>
-        <w:t xml:space="preserve"> 17          @JsonProperty("quantity") @Min(1) @Max(10) int soLuong</w:t>
+        <w:t>@JsonProperty("quantity") @Min(1) @Max(10) int soLuong</w:t>
       </w:r>
     </w:p>
     <w:p>
@@ -2623,7 +4505,7 @@
           <w:b/>
           <w:sz w:val="17"/>
         </w:rPr>
-        <w:t>Mã nguồn: src/main/java/com/cinesnack/service/OrderService.java · dòng 68–93</w:t>
+        <w:t>Mã nguồn: src/main/java/com/cinesnack/booking/service/OrderService.java</w:t>
       </w:r>
     </w:p>
     <w:p>
@@ -2637,7 +4519,7 @@
           <w:color w:val="23344C"/>
           <w:sz w:val="16"/>
         </w:rPr>
-        <w:t xml:space="preserve"> 68      }</w:t>
+        <w:t>}</w:t>
       </w:r>
     </w:p>
     <w:p>
@@ -2651,7 +4533,6 @@
           <w:color w:val="23344C"/>
           <w:sz w:val="16"/>
         </w:rPr>
-        <w:t xml:space="preserve"> 69  </w:t>
       </w:r>
     </w:p>
     <w:p>
@@ -2665,7 +4546,7 @@
           <w:color w:val="23344C"/>
           <w:sz w:val="16"/>
         </w:rPr>
-        <w:t xml:space="preserve"> 70      private Order taoDonHang(CreateOrderRequest yeuCau, Long maNguoiDung) {</w:t>
+        <w:t>private Order taoDonHang(CreateOrderRequest yeuCau, Long maNguoiDung) {</w:t>
       </w:r>
     </w:p>
     <w:p>
@@ -2679,7 +4560,7 @@
           <w:color w:val="23344C"/>
           <w:sz w:val="16"/>
         </w:rPr>
-        <w:t xml:space="preserve"> 71          kiemTraLuaChon(yeuCau);</w:t>
+        <w:t>kiemTraLuaChon(yeuCau);</w:t>
       </w:r>
     </w:p>
     <w:p>
@@ -2693,7 +4574,7 @@
           <w:color w:val="23344C"/>
           <w:sz w:val="16"/>
         </w:rPr>
-        <w:t xml:space="preserve"> 72          var suatChieu = yeuCau.dsMaGhe().isEmpty()</w:t>
+        <w:t>var suatChieu = yeuCau.dsMaGhe().isEmpty()</w:t>
       </w:r>
     </w:p>
     <w:p>
@@ -2707,7 +4588,7 @@
           <w:color w:val="23344C"/>
           <w:sz w:val="16"/>
         </w:rPr>
-        <w:t xml:space="preserve"> 73              ? null</w:t>
+        <w:t>? null</w:t>
       </w:r>
     </w:p>
     <w:p>
@@ -2721,7 +4602,7 @@
           <w:color w:val="23344C"/>
           <w:sz w:val="16"/>
         </w:rPr>
-        <w:t xml:space="preserve"> 74              : danhMucDatVe.timVaKhoaSuatChieu(yeuCau.maSuatChieu());</w:t>
+        <w:t>: danhMucDatVe.timVaKhoaSuatChieu(yeuCau.maSuatChieu());</w:t>
       </w:r>
     </w:p>
     <w:p>
@@ -2735,7 +4616,7 @@
           <w:color w:val="23344C"/>
           <w:sz w:val="16"/>
         </w:rPr>
-        <w:t xml:space="preserve"> 75          LocalDateTime hienTai = LocalDateTime.now(dongHo).truncatedTo(ChronoUnit.SECONDS);</w:t>
+        <w:t>LocalDateTime hienTai = LocalDateTime.now(dongHo).truncatedTo(ChronoUnit.SECONDS);</w:t>
       </w:r>
     </w:p>
     <w:p>
@@ -2749,7 +4630,7 @@
           <w:color w:val="23344C"/>
           <w:sz w:val="16"/>
         </w:rPr>
-        <w:t xml:space="preserve"> 76          LocalDateTime hetHan = hienTai.plusMinutes(15);</w:t>
+        <w:t>LocalDateTime hetHan = hienTai.plusMinutes(15);</w:t>
       </w:r>
     </w:p>
     <w:p>
@@ -2763,7 +4644,7 @@
           <w:color w:val="23344C"/>
           <w:sz w:val="16"/>
         </w:rPr>
-        <w:t xml:space="preserve"> 77          BigDecimal giaVe = BigDecimal.ZERO;</w:t>
+        <w:t>BigDecimal giaVe = BigDecimal.ZERO;</w:t>
       </w:r>
     </w:p>
     <w:p>
@@ -2777,7 +4658,6 @@
           <w:color w:val="23344C"/>
           <w:sz w:val="16"/>
         </w:rPr>
-        <w:t xml:space="preserve"> 78  </w:t>
       </w:r>
     </w:p>
     <w:p>
@@ -2791,7 +4671,7 @@
           <w:color w:val="23344C"/>
           <w:sz w:val="16"/>
         </w:rPr>
-        <w:t xml:space="preserve"> 79          if (!yeuCau.dsMaGhe().isEmpty()) {</w:t>
+        <w:t>if (!yeuCau.dsMaGhe().isEmpty()) {</w:t>
       </w:r>
     </w:p>
     <w:p>
@@ -2805,7 +4685,7 @@
           <w:color w:val="23344C"/>
           <w:sz w:val="16"/>
         </w:rPr>
-        <w:t xml:space="preserve"> 80              if (</w:t>
+        <w:t>if (</w:t>
       </w:r>
     </w:p>
     <w:p>
@@ -2819,7 +4699,7 @@
           <w:color w:val="23344C"/>
           <w:sz w:val="16"/>
         </w:rPr>
-        <w:t xml:space="preserve"> 81                  suatChieu == null ||</w:t>
+        <w:t>suatChieu == null ||</w:t>
       </w:r>
     </w:p>
     <w:p>
@@ -2833,7 +4713,7 @@
           <w:color w:val="23344C"/>
           <w:sz w:val="16"/>
         </w:rPr>
-        <w:t xml:space="preserve"> 82                  !"SAP_CHIEU".equals(suatChieu.trangThai()) ||</w:t>
+        <w:t>!"SAP_CHIEU".equals(suatChieu.trangThai()) ||</w:t>
       </w:r>
     </w:p>
     <w:p>
@@ -2847,7 +4727,7 @@
           <w:color w:val="23344C"/>
           <w:sz w:val="16"/>
         </w:rPr>
-        <w:t xml:space="preserve"> 83                  !suatChieu.batDau().isAfter(hienTai)</w:t>
+        <w:t>!suatChieu.batDau().isAfter(hienTai)</w:t>
       </w:r>
     </w:p>
     <w:p>
@@ -2861,7 +4741,7 @@
           <w:color w:val="23344C"/>
           <w:sz w:val="16"/>
         </w:rPr>
-        <w:t xml:space="preserve"> 84              ) {</w:t>
+        <w:t>) {</w:t>
       </w:r>
     </w:p>
     <w:p>
@@ -2875,7 +4755,7 @@
           <w:color w:val="23344C"/>
           <w:sz w:val="16"/>
         </w:rPr>
-        <w:t xml:space="preserve"> 85                  throw loiXungDot("Suất chiếu không còn nhận đặt vé");</w:t>
+        <w:t>throw loiXungDot("Suất chiếu không còn nhận đặt vé");</w:t>
       </w:r>
     </w:p>
     <w:p>
@@ -2889,7 +4769,7 @@
           <w:color w:val="23344C"/>
           <w:sz w:val="16"/>
         </w:rPr>
-        <w:t xml:space="preserve"> 86              }</w:t>
+        <w:t>}</w:t>
       </w:r>
     </w:p>
     <w:p>
@@ -2903,7 +4783,7 @@
           <w:color w:val="23344C"/>
           <w:sz w:val="16"/>
         </w:rPr>
-        <w:t xml:space="preserve"> 87              if (suatChieu.batDau().isBefore(hetHan)) hetHan = suatChieu.batDau();</w:t>
+        <w:t>if (suatChieu.batDau().isBefore(hetHan)) hetHan = suatChieu.batDau();</w:t>
       </w:r>
     </w:p>
     <w:p>
@@ -2917,7 +4797,7 @@
           <w:color w:val="23344C"/>
           <w:sz w:val="16"/>
         </w:rPr>
-        <w:t xml:space="preserve"> 88              giaVe = suatChieu.gia();</w:t>
+        <w:t>giaVe = suatChieu.gia();</w:t>
       </w:r>
     </w:p>
     <w:p>
@@ -2931,7 +4811,7 @@
           <w:color w:val="23344C"/>
           <w:sz w:val="16"/>
         </w:rPr>
-        <w:t xml:space="preserve"> 89              for (long maGhe : yeuCau.dsMaGhe()) {</w:t>
+        <w:t>for (long maGhe : yeuCau.dsMaGhe()) {</w:t>
       </w:r>
     </w:p>
     <w:p>
@@ -2945,7 +4825,7 @@
           <w:color w:val="23344C"/>
           <w:sz w:val="16"/>
         </w:rPr>
-        <w:t xml:space="preserve"> 90                  var ghe = danhMucDatVe.timGhe(maGhe);</w:t>
+        <w:t>var ghe = danhMucDatVe.timGhe(maGhe);</w:t>
       </w:r>
     </w:p>
     <w:p>
@@ -2959,7 +4839,7 @@
           <w:color w:val="23344C"/>
           <w:sz w:val="16"/>
         </w:rPr>
-        <w:t xml:space="preserve"> 91                  if (</w:t>
+        <w:t>if (</w:t>
       </w:r>
     </w:p>
     <w:p>
@@ -2973,7 +4853,7 @@
           <w:color w:val="23344C"/>
           <w:sz w:val="16"/>
         </w:rPr>
-        <w:t xml:space="preserve"> 92                      ghe == null ||</w:t>
+        <w:t>ghe == null ||</w:t>
       </w:r>
     </w:p>
     <w:p>
@@ -2987,7 +4867,7 @@
           <w:color w:val="23344C"/>
           <w:sz w:val="16"/>
         </w:rPr>
-        <w:t xml:space="preserve"> 93                      ghe.maPhong() != suatChieu.maPhong() ||</w:t>
+        <w:t>ghe.maPhong() != suatChieu.maPhong() ||</w:t>
       </w:r>
     </w:p>
     <w:p>
@@ -3013,7 +4893,7 @@
           <w:b/>
           <w:sz w:val="17"/>
         </w:rPr>
-        <w:t>Mã nguồn: src/main/java/com/cinesnack/service/OrderService.java · dòng 112–152</w:t>
+        <w:t>Mã nguồn: src/main/java/com/cinesnack/booking/service/OrderService.java</w:t>
       </w:r>
     </w:p>
     <w:p>
@@ -3027,7 +4907,7 @@
           <w:color w:val="23344C"/>
           <w:sz w:val="16"/>
         </w:rPr>
-        <w:t>112                  )</w:t>
+        <w:t>)</w:t>
       </w:r>
     </w:p>
     <w:p>
@@ -3041,7 +4921,7 @@
           <w:color w:val="23344C"/>
           <w:sz w:val="16"/>
         </w:rPr>
-        <w:t>113              );</w:t>
+        <w:t>);</w:t>
       </w:r>
     </w:p>
     <w:p>
@@ -3055,7 +4935,7 @@
           <w:color w:val="23344C"/>
           <w:sz w:val="16"/>
         </w:rPr>
-        <w:t>114          }</w:t>
+        <w:t>}</w:t>
       </w:r>
     </w:p>
     <w:p>
@@ -3069,7 +4949,7 @@
           <w:color w:val="23344C"/>
           <w:sz w:val="16"/>
         </w:rPr>
-        <w:t>115          for (var luaChon : yeuCau.dsCombo()) {</w:t>
+        <w:t>for (var luaChon : yeuCau.dsCombo()) {</w:t>
       </w:r>
     </w:p>
     <w:p>
@@ -3083,7 +4963,7 @@
           <w:color w:val="23344C"/>
           <w:sz w:val="16"/>
         </w:rPr>
-        <w:t>116              dsMatHang.add(</w:t>
+        <w:t>dsMatHang.add(</w:t>
       </w:r>
     </w:p>
     <w:p>
@@ -3097,7 +4977,7 @@
           <w:color w:val="23344C"/>
           <w:sz w:val="16"/>
         </w:rPr>
-        <w:t>117                  taoDongBapNuoc(</w:t>
+        <w:t>taoDongBapNuoc(</w:t>
       </w:r>
     </w:p>
     <w:p>
@@ -3111,7 +4991,7 @@
           <w:color w:val="23344C"/>
           <w:sz w:val="16"/>
         </w:rPr>
-        <w:t>118                      null,</w:t>
+        <w:t>null,</w:t>
       </w:r>
     </w:p>
     <w:p>
@@ -3125,7 +5005,7 @@
           <w:color w:val="23344C"/>
           <w:sz w:val="16"/>
         </w:rPr>
-        <w:t>119                      luaChon.maCombo(),</w:t>
+        <w:t>luaChon.maCombo(),</w:t>
       </w:r>
     </w:p>
     <w:p>
@@ -3139,7 +5019,7 @@
           <w:color w:val="23344C"/>
           <w:sz w:val="16"/>
         </w:rPr>
-        <w:t>120                      danhMucDatVe.timCombo(luaChon.maCombo()),</w:t>
+        <w:t>danhMucDatVe.timCombo(luaChon.maCombo()),</w:t>
       </w:r>
     </w:p>
     <w:p>
@@ -3153,7 +5033,7 @@
           <w:color w:val="23344C"/>
           <w:sz w:val="16"/>
         </w:rPr>
-        <w:t>121                      luaChon.soLuong()</w:t>
+        <w:t>luaChon.soLuong()</w:t>
       </w:r>
     </w:p>
     <w:p>
@@ -3167,7 +5047,7 @@
           <w:color w:val="23344C"/>
           <w:sz w:val="16"/>
         </w:rPr>
-        <w:t>122                  )</w:t>
+        <w:t>)</w:t>
       </w:r>
     </w:p>
     <w:p>
@@ -3181,7 +5061,7 @@
           <w:color w:val="23344C"/>
           <w:sz w:val="16"/>
         </w:rPr>
-        <w:t>123              );</w:t>
+        <w:t>);</w:t>
       </w:r>
     </w:p>
     <w:p>
@@ -3195,7 +5075,7 @@
           <w:color w:val="23344C"/>
           <w:sz w:val="16"/>
         </w:rPr>
-        <w:t>124          }</w:t>
+        <w:t>}</w:t>
       </w:r>
     </w:p>
     <w:p>
@@ -3209,7 +5089,7 @@
           <w:color w:val="23344C"/>
           <w:sz w:val="16"/>
         </w:rPr>
-        <w:t>125          BigDecimal tongTien = giaVe.multiply(BigDecimal.valueOf(yeuCau.dsMaGhe().size()));</w:t>
+        <w:t>BigDecimal tongTien = giaVe.multiply(BigDecimal.valueOf(yeuCau.dsMaGhe().size()));</w:t>
       </w:r>
     </w:p>
     <w:p>
@@ -3223,7 +5103,7 @@
           <w:color w:val="23344C"/>
           <w:sz w:val="16"/>
         </w:rPr>
-        <w:t>126          for (var dongChiTiet : dsMatHang)</w:t>
+        <w:t>for (var dongChiTiet : dsMatHang)</w:t>
       </w:r>
     </w:p>
     <w:p>
@@ -3237,7 +5117,7 @@
           <w:color w:val="23344C"/>
           <w:sz w:val="16"/>
         </w:rPr>
-        <w:t>127              tongTien = tongTien.add(</w:t>
+        <w:t>tongTien = tongTien.add(</w:t>
       </w:r>
     </w:p>
     <w:p>
@@ -3251,7 +5131,7 @@
           <w:color w:val="23344C"/>
           <w:sz w:val="16"/>
         </w:rPr>
-        <w:t>128                  dongChiTiet.matHang().gia().multiply(BigDecimal.valueOf(dongChiTiet.soLuong()))</w:t>
+        <w:t>dongChiTiet.matHang().gia().multiply(BigDecimal.valueOf(dongChiTiet.soLuong()))</w:t>
       </w:r>
     </w:p>
     <w:p>
@@ -3265,7 +5145,7 @@
           <w:color w:val="23344C"/>
           <w:sz w:val="16"/>
         </w:rPr>
-        <w:t>129              );</w:t>
+        <w:t>);</w:t>
       </w:r>
     </w:p>
     <w:p>
@@ -3279,7 +5159,7 @@
           <w:color w:val="23344C"/>
           <w:sz w:val="16"/>
         </w:rPr>
-        <w:t>130          if (tongTien.compareTo(new BigDecimal("9999999999.99")) &gt; 0) throw loiDuLieu(</w:t>
+        <w:t>if (tongTien.compareTo(new BigDecimal("9999999999.99")) &gt; 0) throw loiDuLieu(</w:t>
       </w:r>
     </w:p>
     <w:p>
@@ -3293,7 +5173,7 @@
           <w:color w:val="23344C"/>
           <w:sz w:val="16"/>
         </w:rPr>
-        <w:t>131              "Tổng tiền vượt giới hạn"</w:t>
+        <w:t>"Tổng tiền vượt giới hạn"</w:t>
       </w:r>
     </w:p>
     <w:p>
@@ -3307,7 +5187,7 @@
           <w:color w:val="23344C"/>
           <w:sz w:val="16"/>
         </w:rPr>
-        <w:t>132          );</w:t>
+        <w:t>);</w:t>
       </w:r>
     </w:p>
     <w:p>
@@ -3321,7 +5201,6 @@
           <w:color w:val="23344C"/>
           <w:sz w:val="16"/>
         </w:rPr>
-        <w:t xml:space="preserve">133  </w:t>
       </w:r>
     </w:p>
     <w:p>
@@ -3335,7 +5214,7 @@
           <w:color w:val="23344C"/>
           <w:sz w:val="16"/>
         </w:rPr>
-        <w:t>134          String maDonHang = Codes.taoMa("DH");</w:t>
+        <w:t>String maDonHang = Codes.taoMa("DH");</w:t>
       </w:r>
     </w:p>
     <w:p>
@@ -3349,7 +5228,7 @@
           <w:color w:val="23344C"/>
           <w:sz w:val="16"/>
         </w:rPr>
-        <w:t>135          long maSo = khoDonHang.taoDonHang(</w:t>
+        <w:t>long maSo = khoDonHang.taoDonHang(</w:t>
       </w:r>
     </w:p>
     <w:p>
@@ -3363,7 +5242,7 @@
           <w:color w:val="23344C"/>
           <w:sz w:val="16"/>
         </w:rPr>
-        <w:t>136              maNguoiDung,</w:t>
+        <w:t>maNguoiDung,</w:t>
       </w:r>
     </w:p>
     <w:p>
@@ -3377,7 +5256,7 @@
           <w:color w:val="23344C"/>
           <w:sz w:val="16"/>
         </w:rPr>
-        <w:t>137              maDonHang,</w:t>
+        <w:t>maDonHang,</w:t>
       </w:r>
     </w:p>
     <w:p>
@@ -3391,7 +5270,7 @@
           <w:color w:val="23344C"/>
           <w:sz w:val="16"/>
         </w:rPr>
-        <w:t>138              yeuCau.thuDienTu(),</w:t>
+        <w:t>yeuCau.thuDienTu(),</w:t>
       </w:r>
     </w:p>
     <w:p>
@@ -3405,7 +5284,7 @@
           <w:color w:val="23344C"/>
           <w:sz w:val="16"/>
         </w:rPr>
-        <w:t>139              tongTien,</w:t>
+        <w:t>tongTien,</w:t>
       </w:r>
     </w:p>
     <w:p>
@@ -3419,7 +5298,7 @@
           <w:color w:val="23344C"/>
           <w:sz w:val="16"/>
         </w:rPr>
-        <w:t>140              hetHan,</w:t>
+        <w:t>hetHan,</w:t>
       </w:r>
     </w:p>
     <w:p>
@@ -3433,7 +5312,7 @@
           <w:color w:val="23344C"/>
           <w:sz w:val="16"/>
         </w:rPr>
-        <w:t>141              hienTai</w:t>
+        <w:t>hienTai</w:t>
       </w:r>
     </w:p>
     <w:p>
@@ -3447,7 +5326,7 @@
           <w:color w:val="23344C"/>
           <w:sz w:val="16"/>
         </w:rPr>
-        <w:t>142          );</w:t>
+        <w:t>);</w:t>
       </w:r>
     </w:p>
     <w:p>
@@ -3461,7 +5340,7 @@
           <w:color w:val="23344C"/>
           <w:sz w:val="16"/>
         </w:rPr>
-        <w:t>143          for (long maGhe : yeuCau.dsMaGhe())</w:t>
+        <w:t>for (long maGhe : yeuCau.dsMaGhe())</w:t>
       </w:r>
     </w:p>
     <w:p>
@@ -3475,7 +5354,7 @@
           <w:color w:val="23344C"/>
           <w:sz w:val="16"/>
         </w:rPr>
-        <w:t>144              khoDonHang.themVe(maSo, yeuCau.maSuatChieu(), maGhe, giaVe);</w:t>
+        <w:t>khoDonHang.themVe(maSo, yeuCau.maSuatChieu(), maGhe, giaVe);</w:t>
       </w:r>
     </w:p>
     <w:p>
@@ -3489,7 +5368,7 @@
           <w:color w:val="23344C"/>
           <w:sz w:val="16"/>
         </w:rPr>
-        <w:t>145          for (var dongChiTiet : dsMatHang)</w:t>
+        <w:t>for (var dongChiTiet : dsMatHang)</w:t>
       </w:r>
     </w:p>
     <w:p>
@@ -3503,7 +5382,7 @@
           <w:color w:val="23344C"/>
           <w:sz w:val="16"/>
         </w:rPr>
-        <w:t>146              khoDonHang.themBapNuoc(</w:t>
+        <w:t>khoDonHang.themBapNuoc(</w:t>
       </w:r>
     </w:p>
     <w:p>
@@ -3517,7 +5396,7 @@
           <w:color w:val="23344C"/>
           <w:sz w:val="16"/>
         </w:rPr>
-        <w:t>147                  maSo,</w:t>
+        <w:t>maSo,</w:t>
       </w:r>
     </w:p>
     <w:p>
@@ -3531,7 +5410,7 @@
           <w:color w:val="23344C"/>
           <w:sz w:val="16"/>
         </w:rPr>
-        <w:t>148                  dongChiTiet.maSanPham(),</w:t>
+        <w:t>dongChiTiet.maSanPham(),</w:t>
       </w:r>
     </w:p>
     <w:p>
@@ -3545,7 +5424,7 @@
           <w:color w:val="23344C"/>
           <w:sz w:val="16"/>
         </w:rPr>
-        <w:t>149                  dongChiTiet.maCombo(),</w:t>
+        <w:t>dongChiTiet.maCombo(),</w:t>
       </w:r>
     </w:p>
     <w:p>
@@ -3559,7 +5438,7 @@
           <w:color w:val="23344C"/>
           <w:sz w:val="16"/>
         </w:rPr>
-        <w:t>150                  dongChiTiet.matHang().ten(),</w:t>
+        <w:t>dongChiTiet.matHang().ten(),</w:t>
       </w:r>
     </w:p>
     <w:p>
@@ -3573,7 +5452,7 @@
           <w:color w:val="23344C"/>
           <w:sz w:val="16"/>
         </w:rPr>
-        <w:t>151                  dongChiTiet.soLuong(),</w:t>
+        <w:t>dongChiTiet.soLuong(),</w:t>
       </w:r>
     </w:p>
     <w:p>
@@ -3587,7 +5466,7 @@
           <w:color w:val="23344C"/>
           <w:sz w:val="16"/>
         </w:rPr>
-        <w:t>152                  dongChiTiet.matHang().gia()</w:t>
+        <w:t>dongChiTiet.matHang().gia()</w:t>
       </w:r>
     </w:p>
     <w:p>
@@ -3613,7 +5492,7 @@
           <w:b/>
           <w:sz w:val="17"/>
         </w:rPr>
-        <w:t>Mã nguồn: src/main/java/com/cinesnack/repository/OrderRepository.java · dòng 113–148</w:t>
+        <w:t>Mã nguồn: src/main/java/com/cinesnack/booking/repository/OrderRepository.java</w:t>
       </w:r>
     </w:p>
     <w:p>
@@ -3627,7 +5506,7 @@
           <w:color w:val="23344C"/>
           <w:sz w:val="16"/>
         </w:rPr>
-        <w:t>113      public boolean gheDaDuocDat(long maSuat, long maGhe) {</w:t>
+        <w:t>public boolean gheDaDuocDat(long maSuat, long maGhe) {</w:t>
       </w:r>
     </w:p>
     <w:p>
@@ -3641,7 +5520,7 @@
           <w:color w:val="23344C"/>
           <w:sz w:val="16"/>
         </w:rPr>
-        <w:t>114          Integer n = truyVan.queryForObject(</w:t>
+        <w:t>Integer n = truyVan.queryForObject(</w:t>
       </w:r>
     </w:p>
     <w:p>
@@ -3655,7 +5534,7 @@
           <w:color w:val="23344C"/>
           <w:sz w:val="16"/>
         </w:rPr>
-        <w:t>115              "SELECT COUNT(*) FROM VE WHERE suat_chieu_id=? AND ghe_id=? AND trang_thai IN ('CHO_THANH_TOAN','DA_THANH_TOAN','DA_SOAT')",</w:t>
+        <w:t>"SELECT COUNT(*) FROM VE WHERE suat_chieu_id=? AND ghe_id=? AND trang_thai IN ('CHO_THANH_TOAN','DA_THANH_TOAN','DA_SOAT')",</w:t>
       </w:r>
     </w:p>
     <w:p>
@@ -3669,7 +5548,7 @@
           <w:color w:val="23344C"/>
           <w:sz w:val="16"/>
         </w:rPr>
-        <w:t>116              Integer.class,</w:t>
+        <w:t>Integer.class,</w:t>
       </w:r>
     </w:p>
     <w:p>
@@ -3683,7 +5562,7 @@
           <w:color w:val="23344C"/>
           <w:sz w:val="16"/>
         </w:rPr>
-        <w:t>117              maSuat,</w:t>
+        <w:t>maSuat,</w:t>
       </w:r>
     </w:p>
     <w:p>
@@ -3697,7 +5576,7 @@
           <w:color w:val="23344C"/>
           <w:sz w:val="16"/>
         </w:rPr>
-        <w:t>118              maGhe</w:t>
+        <w:t>maGhe</w:t>
       </w:r>
     </w:p>
     <w:p>
@@ -3711,7 +5590,7 @@
           <w:color w:val="23344C"/>
           <w:sz w:val="16"/>
         </w:rPr>
-        <w:t>119          );</w:t>
+        <w:t>);</w:t>
       </w:r>
     </w:p>
     <w:p>
@@ -3725,7 +5604,7 @@
           <w:color w:val="23344C"/>
           <w:sz w:val="16"/>
         </w:rPr>
-        <w:t>120          return n != null &amp;&amp; n &gt; 0;</w:t>
+        <w:t>return n != null &amp;&amp; n &gt; 0;</w:t>
       </w:r>
     </w:p>
     <w:p>
@@ -3739,7 +5618,7 @@
           <w:color w:val="23344C"/>
           <w:sz w:val="16"/>
         </w:rPr>
-        <w:t>121      }</w:t>
+        <w:t>}</w:t>
       </w:r>
     </w:p>
     <w:p>
@@ -3753,7 +5632,6 @@
           <w:color w:val="23344C"/>
           <w:sz w:val="16"/>
         </w:rPr>
-        <w:t xml:space="preserve">122  </w:t>
       </w:r>
     </w:p>
     <w:p>
@@ -3767,7 +5645,7 @@
           <w:color w:val="23344C"/>
           <w:sz w:val="16"/>
         </w:rPr>
-        <w:t>123      public void themVe(long maDon, long maSuat, long maGhe, BigDecimal gia) {</w:t>
+        <w:t>public void themVe(long maDon, long maSuat, long maGhe, BigDecimal gia) {</w:t>
       </w:r>
     </w:p>
     <w:p>
@@ -3781,7 +5659,7 @@
           <w:color w:val="23344C"/>
           <w:sz w:val="16"/>
         </w:rPr>
-        <w:t>124          int n = truyVan.update(</w:t>
+        <w:t>int n = truyVan.update(</w:t>
       </w:r>
     </w:p>
     <w:p>
@@ -3795,7 +5673,7 @@
           <w:color w:val="23344C"/>
           <w:sz w:val="16"/>
         </w:rPr>
-        <w:t>125              """</w:t>
+        <w:t>"""</w:t>
       </w:r>
     </w:p>
     <w:p>
@@ -3809,7 +5687,7 @@
           <w:color w:val="23344C"/>
           <w:sz w:val="16"/>
         </w:rPr>
-        <w:t>126              INSERT INTO VE(don_hang_id,suat_chieu_id,ghe_id,phong_id,ma_ve,don_gia,trang_thai)</w:t>
+        <w:t>INSERT INTO VE(don_hang_id,suat_chieu_id,ghe_id,phong_id,ma_ve,don_gia,trang_thai)</w:t>
       </w:r>
     </w:p>
     <w:p>
@@ -3823,7 +5701,7 @@
           <w:color w:val="23344C"/>
           <w:sz w:val="16"/>
         </w:rPr>
-        <w:t>127              SELECT ?,s.suat_chieu_id,?,s.phong_id,?,?,'CHO_THANH_TOAN'</w:t>
+        <w:t>SELECT ?,s.suat_chieu_id,?,s.phong_id,?,?,'CHO_THANH_TOAN'</w:t>
       </w:r>
     </w:p>
     <w:p>
@@ -3837,7 +5715,7 @@
           <w:color w:val="23344C"/>
           <w:sz w:val="16"/>
         </w:rPr>
-        <w:t>128              FROM SUAT_CHIEU s WHERE s.suat_chieu_id=?</w:t>
+        <w:t>FROM SUAT_CHIEU s WHERE s.suat_chieu_id=?</w:t>
       </w:r>
     </w:p>
     <w:p>
@@ -3851,7 +5729,7 @@
           <w:color w:val="23344C"/>
           <w:sz w:val="16"/>
         </w:rPr>
-        <w:t>129              """,</w:t>
+        <w:t>""",</w:t>
       </w:r>
     </w:p>
     <w:p>
@@ -3865,7 +5743,7 @@
           <w:color w:val="23344C"/>
           <w:sz w:val="16"/>
         </w:rPr>
-        <w:t>130              maDon,</w:t>
+        <w:t>maDon,</w:t>
       </w:r>
     </w:p>
     <w:p>
@@ -3879,7 +5757,7 @@
           <w:color w:val="23344C"/>
           <w:sz w:val="16"/>
         </w:rPr>
-        <w:t>131              maGhe,</w:t>
+        <w:t>maGhe,</w:t>
       </w:r>
     </w:p>
     <w:p>
@@ -3893,7 +5771,7 @@
           <w:color w:val="23344C"/>
           <w:sz w:val="16"/>
         </w:rPr>
-        <w:t>132              Codes.taoMa("VE"),</w:t>
+        <w:t>Codes.taoMa("VE"),</w:t>
       </w:r>
     </w:p>
     <w:p>
@@ -3907,7 +5785,7 @@
           <w:color w:val="23344C"/>
           <w:sz w:val="16"/>
         </w:rPr>
-        <w:t>133              gia,</w:t>
+        <w:t>gia,</w:t>
       </w:r>
     </w:p>
     <w:p>
@@ -3921,7 +5799,7 @@
           <w:color w:val="23344C"/>
           <w:sz w:val="16"/>
         </w:rPr>
-        <w:t>134              maSuat</w:t>
+        <w:t>maSuat</w:t>
       </w:r>
     </w:p>
     <w:p>
@@ -3935,7 +5813,7 @@
           <w:color w:val="23344C"/>
           <w:sz w:val="16"/>
         </w:rPr>
-        <w:t>135          );</w:t>
+        <w:t>);</w:t>
       </w:r>
     </w:p>
     <w:p>
@@ -3949,7 +5827,7 @@
           <w:color w:val="23344C"/>
           <w:sz w:val="16"/>
         </w:rPr>
-        <w:t>136          if (n != 1) throw new IllegalStateException("Thiếu suất chiếu");</w:t>
+        <w:t>if (n != 1) throw new IllegalStateException("Thiếu suất chiếu");</w:t>
       </w:r>
     </w:p>
     <w:p>
@@ -3963,7 +5841,7 @@
           <w:color w:val="23344C"/>
           <w:sz w:val="16"/>
         </w:rPr>
-        <w:t>137      }</w:t>
+        <w:t>}</w:t>
       </w:r>
     </w:p>
     <w:p>
@@ -3977,7 +5855,6 @@
           <w:color w:val="23344C"/>
           <w:sz w:val="16"/>
         </w:rPr>
-        <w:t xml:space="preserve">138  </w:t>
       </w:r>
     </w:p>
     <w:p>
@@ -3991,7 +5868,7 @@
           <w:color w:val="23344C"/>
           <w:sz w:val="16"/>
         </w:rPr>
-        <w:t>139      public void themBapNuoc(</w:t>
+        <w:t>public void themBapNuoc(</w:t>
       </w:r>
     </w:p>
     <w:p>
@@ -4005,7 +5882,7 @@
           <w:color w:val="23344C"/>
           <w:sz w:val="16"/>
         </w:rPr>
-        <w:t>140          long maDon,</w:t>
+        <w:t>long maDon,</w:t>
       </w:r>
     </w:p>
     <w:p>
@@ -4019,7 +5896,7 @@
           <w:color w:val="23344C"/>
           <w:sz w:val="16"/>
         </w:rPr>
-        <w:t>141          Long maSanPham,</w:t>
+        <w:t>Long maSanPham,</w:t>
       </w:r>
     </w:p>
     <w:p>
@@ -4033,7 +5910,7 @@
           <w:color w:val="23344C"/>
           <w:sz w:val="16"/>
         </w:rPr>
-        <w:t>142          Long maCombo,</w:t>
+        <w:t>Long maCombo,</w:t>
       </w:r>
     </w:p>
     <w:p>
@@ -4047,7 +5924,7 @@
           <w:color w:val="23344C"/>
           <w:sz w:val="16"/>
         </w:rPr>
-        <w:t>143          String ten,</w:t>
+        <w:t>String ten,</w:t>
       </w:r>
     </w:p>
     <w:p>
@@ -4061,7 +5938,7 @@
           <w:color w:val="23344C"/>
           <w:sz w:val="16"/>
         </w:rPr>
-        <w:t>144          int soLuong,</w:t>
+        <w:t>int soLuong,</w:t>
       </w:r>
     </w:p>
     <w:p>
@@ -4075,7 +5952,7 @@
           <w:color w:val="23344C"/>
           <w:sz w:val="16"/>
         </w:rPr>
-        <w:t>145          BigDecimal gia</w:t>
+        <w:t>BigDecimal gia</w:t>
       </w:r>
     </w:p>
     <w:p>
@@ -4089,7 +5966,7 @@
           <w:color w:val="23344C"/>
           <w:sz w:val="16"/>
         </w:rPr>
-        <w:t>146      ) {</w:t>
+        <w:t>) {</w:t>
       </w:r>
     </w:p>
     <w:p>
@@ -4103,7 +5980,7 @@
           <w:color w:val="23344C"/>
           <w:sz w:val="16"/>
         </w:rPr>
-        <w:t>147          int n = truyVan.update(</w:t>
+        <w:t>int n = truyVan.update(</w:t>
       </w:r>
     </w:p>
     <w:p>
@@ -4117,7 +5994,7 @@
           <w:color w:val="23344C"/>
           <w:sz w:val="16"/>
         </w:rPr>
-        <w:t>148              """</w:t>
+        <w:t>"""</w:t>
       </w:r>
     </w:p>
     <w:p>
@@ -4143,7 +6020,7 @@
           <w:b/>
           <w:sz w:val="17"/>
         </w:rPr>
-        <w:t>Mã nguồn: src/main/java/com/cinesnack/service/OrderExpiryService.java · dòng 27–44</w:t>
+        <w:t>Mã nguồn: src/main/java/com/cinesnack/booking/service/OrderExpiryService.java</w:t>
       </w:r>
     </w:p>
     <w:p>
@@ -4157,7 +6034,7 @@
           <w:color w:val="23344C"/>
           <w:sz w:val="16"/>
         </w:rPr>
-        <w:t xml:space="preserve"> 27      @Scheduled(fixedDelay = 30000, initialDelay = 60000)</w:t>
+        <w:t>@Scheduled(fixedDelay = 30000, initialDelay = 60000)</w:t>
       </w:r>
     </w:p>
     <w:p>
@@ -4171,7 +6048,7 @@
           <w:color w:val="23344C"/>
           <w:sz w:val="16"/>
         </w:rPr>
-        <w:t xml:space="preserve"> 28      public void xuLyHetHan() {</w:t>
+        <w:t>public void xuLyHetHan() {</w:t>
       </w:r>
     </w:p>
     <w:p>
@@ -4185,7 +6062,7 @@
           <w:color w:val="23344C"/>
           <w:sz w:val="16"/>
         </w:rPr>
-        <w:t xml:space="preserve"> 29          LocalDateTime hienTai = LocalDateTime.now(dongHo).truncatedTo(ChronoUnit.SECONDS);</w:t>
+        <w:t>LocalDateTime hienTai = LocalDateTime.now(dongHo).truncatedTo(ChronoUnit.SECONDS);</w:t>
       </w:r>
     </w:p>
     <w:p>
@@ -4199,7 +6076,7 @@
           <w:color w:val="23344C"/>
           <w:sz w:val="16"/>
         </w:rPr>
-        <w:t xml:space="preserve"> 30          for (String ma : khoDonHang.layMaDonHetHan(hienTai)) {</w:t>
+        <w:t>for (String ma : khoDonHang.layMaDonHetHan(hienTai)) {</w:t>
       </w:r>
     </w:p>
     <w:p>
@@ -4213,7 +6090,7 @@
           <w:color w:val="23344C"/>
           <w:sz w:val="16"/>
         </w:rPr>
-        <w:t xml:space="preserve"> 31              // Mỗi đơn có transaction riêng; cùng khóa với thanh toán và hủy đơn.</w:t>
+        <w:t>// Mỗi đơn có transaction riêng; cùng khóa với thanh toán và hủy đơn.</w:t>
       </w:r>
     </w:p>
     <w:p>
@@ -4227,7 +6104,7 @@
           <w:color w:val="23344C"/>
           <w:sz w:val="16"/>
         </w:rPr>
-        <w:t xml:space="preserve"> 32              giaoDich.executeWithoutResult(trangThai -&gt; {</w:t>
+        <w:t>giaoDich.executeWithoutResult(trangThai -&gt; {</w:t>
       </w:r>
     </w:p>
     <w:p>
@@ -4241,7 +6118,7 @@
           <w:color w:val="23344C"/>
           <w:sz w:val="16"/>
         </w:rPr>
-        <w:t xml:space="preserve"> 33                  var donHang = khoDonHang.timVaKhoa(ma);</w:t>
+        <w:t>var donHang = khoDonHang.timVaKhoa(ma);</w:t>
       </w:r>
     </w:p>
     <w:p>
@@ -4255,7 +6132,7 @@
           <w:color w:val="23344C"/>
           <w:sz w:val="16"/>
         </w:rPr>
-        <w:t xml:space="preserve"> 34                  if (donHang != null &amp;&amp;</w:t>
+        <w:t>if (donHang != null &amp;&amp;</w:t>
       </w:r>
     </w:p>
     <w:p>
@@ -4269,7 +6146,7 @@
           <w:color w:val="23344C"/>
           <w:sz w:val="16"/>
         </w:rPr>
-        <w:t xml:space="preserve"> 35                          "CHO_THANH_TOAN".equals(donHang.trangThai()) &amp;&amp;</w:t>
+        <w:t>"CHO_THANH_TOAN".equals(donHang.trangThai()) &amp;&amp;</w:t>
       </w:r>
     </w:p>
     <w:p>
@@ -4283,7 +6160,7 @@
           <w:color w:val="23344C"/>
           <w:sz w:val="16"/>
         </w:rPr>
-        <w:t xml:space="preserve"> 36                          donHang.hetHanLuc() != null &amp;&amp;</w:t>
+        <w:t>donHang.hetHanLuc() != null &amp;&amp;</w:t>
       </w:r>
     </w:p>
     <w:p>
@@ -4297,7 +6174,7 @@
           <w:color w:val="23344C"/>
           <w:sz w:val="16"/>
         </w:rPr>
-        <w:t xml:space="preserve"> 37                          !donHang.hetHanLuc().isAfter(hienTai) &amp;&amp;</w:t>
+        <w:t>!donHang.hetHanLuc().isAfter(hienTai) &amp;&amp;</w:t>
       </w:r>
     </w:p>
     <w:p>
@@ -4311,7 +6188,7 @@
           <w:color w:val="23344C"/>
           <w:sz w:val="16"/>
         </w:rPr>
-        <w:t xml:space="preserve"> 38                          khoDonHang.doiTrangThai(donHang.maSo(), "CHO_THANH_TOAN", "HUY") == 1) {</w:t>
+        <w:t>khoDonHang.doiTrangThai(donHang.maSo(), "CHO_THANH_TOAN", "HUY") == 1) {</w:t>
       </w:r>
     </w:p>
     <w:p>
@@ -4325,7 +6202,7 @@
           <w:color w:val="23344C"/>
           <w:sz w:val="16"/>
         </w:rPr>
-        <w:t xml:space="preserve"> 39                      khoDonHang.dongChiTiet(donHang.maSo(), "HUY");</w:t>
+        <w:t>khoDonHang.dongChiTiet(donHang.maSo(), "HUY");</w:t>
       </w:r>
     </w:p>
     <w:p>
@@ -4339,7 +6216,7 @@
           <w:color w:val="23344C"/>
           <w:sz w:val="16"/>
         </w:rPr>
-        <w:t xml:space="preserve"> 40                  }</w:t>
+        <w:t>}</w:t>
       </w:r>
     </w:p>
     <w:p>
@@ -4353,7 +6230,7 @@
           <w:color w:val="23344C"/>
           <w:sz w:val="16"/>
         </w:rPr>
-        <w:t xml:space="preserve"> 41              });</w:t>
+        <w:t>});</w:t>
       </w:r>
     </w:p>
     <w:p>
@@ -4367,7 +6244,7 @@
           <w:color w:val="23344C"/>
           <w:sz w:val="16"/>
         </w:rPr>
-        <w:t xml:space="preserve"> 42          }</w:t>
+        <w:t>}</w:t>
       </w:r>
     </w:p>
     <w:p>
@@ -4381,7 +6258,7 @@
           <w:color w:val="23344C"/>
           <w:sz w:val="16"/>
         </w:rPr>
-        <w:t xml:space="preserve"> 43      }</w:t>
+        <w:t>}</w:t>
       </w:r>
     </w:p>
     <w:p>
@@ -4395,7 +6272,7 @@
           <w:color w:val="23344C"/>
           <w:sz w:val="16"/>
         </w:rPr>
-        <w:t xml:space="preserve"> 44  }</w:t>
+        <w:t>}</w:t>
       </w:r>
     </w:p>
     <w:p>
@@ -4421,7 +6298,7 @@
           <w:b/>
           <w:sz w:val="17"/>
         </w:rPr>
-        <w:t>Mã nguồn: src/main/java/com/cinesnack/service/InvoiceService.java · dòng 25–30</w:t>
+        <w:t>Mã nguồn: src/main/java/com/cinesnack/invoice/service/InvoiceService.java</w:t>
       </w:r>
     </w:p>
     <w:p>
@@ -4435,7 +6312,7 @@
           <w:color w:val="23344C"/>
           <w:sz w:val="16"/>
         </w:rPr>
-        <w:t xml:space="preserve"> 25      @Transactional(propagation = Propagation.MANDATORY)</w:t>
+        <w:t>@Transactional(propagation = Propagation.MANDATORY)</w:t>
       </w:r>
     </w:p>
     <w:p>
@@ -4449,7 +6326,7 @@
           <w:color w:val="23344C"/>
           <w:sz w:val="16"/>
         </w:rPr>
-        <w:t xml:space="preserve"> 26      public void phatHanh(Order donHang, LocalDateTime hienTai) {</w:t>
+        <w:t>public void phatHanh(Order donHang, LocalDateTime hienTai) {</w:t>
       </w:r>
     </w:p>
     <w:p>
@@ -4463,7 +6340,7 @@
           <w:color w:val="23344C"/>
           <w:sz w:val="16"/>
         </w:rPr>
-        <w:t xml:space="preserve"> 27          khoHoaDon.taoHoaDon(donHang, hienTai);</w:t>
+        <w:t>khoHoaDon.taoHoaDon(donHang, hienTai);</w:t>
       </w:r>
     </w:p>
     <w:p>
@@ -4477,7 +6354,7 @@
           <w:color w:val="23344C"/>
           <w:sz w:val="16"/>
         </w:rPr>
-        <w:t xml:space="preserve"> 28      }</w:t>
+        <w:t>}</w:t>
       </w:r>
     </w:p>
     <w:p>
@@ -4491,7 +6368,6 @@
           <w:color w:val="23344C"/>
           <w:sz w:val="16"/>
         </w:rPr>
-        <w:t xml:space="preserve"> 29  </w:t>
       </w:r>
     </w:p>
     <w:p>
@@ -4505,7 +6381,7 @@
           <w:color w:val="23344C"/>
           <w:sz w:val="16"/>
         </w:rPr>
-        <w:t xml:space="preserve"> 30      @Transactional(readOnly = true)</w:t>
+        <w:t>@Transactional(readOnly = true)</w:t>
       </w:r>
     </w:p>
     <w:p>
@@ -4531,7 +6407,7 @@
           <w:b/>
           <w:sz w:val="17"/>
         </w:rPr>
-        <w:t>Mã nguồn: src/main/java/com/cinesnack/repository/InvoiceRepository.java · dòng 58–80</w:t>
+        <w:t>Mã nguồn: src/main/java/com/cinesnack/invoice/repository/InvoiceRepository.java</w:t>
       </w:r>
     </w:p>
     <w:p>
@@ -4545,7 +6421,7 @@
           <w:color w:val="23344C"/>
           <w:sz w:val="16"/>
         </w:rPr>
-        <w:t xml:space="preserve"> 58              truyVan.update("UPDATE VE SET hoa_don_ve_id=? WHERE don_hang_id=?", id, donHang.maSo());</w:t>
+        <w:t>truyVan.update("UPDATE VE SET hoa_don_ve_id=? WHERE don_hang_id=?", id, donHang.maSo());</w:t>
       </w:r>
     </w:p>
     <w:p>
@@ -4559,7 +6435,7 @@
           <w:color w:val="23344C"/>
           <w:sz w:val="16"/>
         </w:rPr>
-        <w:t xml:space="preserve"> 59          }</w:t>
+        <w:t>}</w:t>
       </w:r>
     </w:p>
     <w:p>
@@ -4573,7 +6449,7 @@
           <w:color w:val="23344C"/>
           <w:sz w:val="16"/>
         </w:rPr>
-        <w:t xml:space="preserve"> 60          if (tienBap != null) {</w:t>
+        <w:t>if (tienBap != null) {</w:t>
       </w:r>
     </w:p>
     <w:p>
@@ -4587,7 +6463,7 @@
           <w:color w:val="23344C"/>
           <w:sz w:val="16"/>
         </w:rPr>
-        <w:t xml:space="preserve"> 61              truyVan.update(</w:t>
+        <w:t>truyVan.update(</w:t>
       </w:r>
     </w:p>
     <w:p>
@@ -4601,7 +6477,7 @@
           <w:color w:val="23344C"/>
           <w:sz w:val="16"/>
         </w:rPr>
-        <w:t xml:space="preserve"> 62                      "INSERT INTO HOA_DON_BONG_NUOC(don_hang_id,ma_hoa_don,tong_tien,trang_thai,email_nhan,tao_luc,phat_hanh_luc) VALUES(?,?,?,'DA_THANH_TOAN',?,?,?)",</w:t>
+        <w:t>"INSERT INTO HOA_DON_BONG_NUOC(don_hang_id,ma_hoa_don,tong_tien,trang_thai,email_nhan,tao_luc,phat_hanh_luc) VALUES(?,?,?,'DA_THANH_TOAN',?,?,?)",</w:t>
       </w:r>
     </w:p>
     <w:p>
@@ -4615,7 +6491,7 @@
           <w:color w:val="23344C"/>
           <w:sz w:val="16"/>
         </w:rPr>
-        <w:t xml:space="preserve"> 63                      donHang.maSo(), Codes.taoMa("HDB"), tienBap, donHang.thuDienTu(), luc, luc);</w:t>
+        <w:t>donHang.maSo(), Codes.taoMa("HDB"), tienBap, donHang.thuDienTu(), luc, luc);</w:t>
       </w:r>
     </w:p>
     <w:p>
@@ -4629,7 +6505,7 @@
           <w:color w:val="23344C"/>
           <w:sz w:val="16"/>
         </w:rPr>
-        <w:t xml:space="preserve"> 64              long id = truyVan.queryForObject("SELECT hoa_don_bong_nuoc_id FROM HOA_DON_BONG_NUOC WHERE don_hang_id=?",</w:t>
+        <w:t>long id = truyVan.queryForObject("SELECT hoa_don_bong_nuoc_id FROM HOA_DON_BONG_NUOC WHERE don_hang_id=?",</w:t>
       </w:r>
     </w:p>
     <w:p>
@@ -4643,7 +6519,7 @@
           <w:color w:val="23344C"/>
           <w:sz w:val="16"/>
         </w:rPr>
-        <w:t xml:space="preserve"> 65                      Long.class, donHang.maSo());</w:t>
+        <w:t>Long.class, donHang.maSo());</w:t>
       </w:r>
     </w:p>
     <w:p>
@@ -4657,7 +6533,7 @@
           <w:color w:val="23344C"/>
           <w:sz w:val="16"/>
         </w:rPr>
-        <w:t xml:space="preserve"> 66              truyVan.update("UPDATE CHI_TIET_HOA_DON_BONG_NUOC SET hoa_don_bong_nuoc_id=? WHERE don_hang_id=?", id,</w:t>
+        <w:t>truyVan.update("UPDATE CHI_TIET_HOA_DON_BONG_NUOC SET hoa_don_bong_nuoc_id=? WHERE don_hang_id=?", id,</w:t>
       </w:r>
     </w:p>
     <w:p>
@@ -4671,7 +6547,7 @@
           <w:color w:val="23344C"/>
           <w:sz w:val="16"/>
         </w:rPr>
-        <w:t xml:space="preserve"> 67                      donHang.maSo());</w:t>
+        <w:t>donHang.maSo());</w:t>
       </w:r>
     </w:p>
     <w:p>
@@ -4685,7 +6561,7 @@
           <w:color w:val="23344C"/>
           <w:sz w:val="16"/>
         </w:rPr>
-        <w:t xml:space="preserve"> 68          }</w:t>
+        <w:t>}</w:t>
       </w:r>
     </w:p>
     <w:p>
@@ -4699,7 +6575,7 @@
           <w:color w:val="23344C"/>
           <w:sz w:val="16"/>
         </w:rPr>
-        <w:t xml:space="preserve"> 69          if (tienVe == null &amp;&amp; tienBap == null)</w:t>
+        <w:t>if (tienVe == null &amp;&amp; tienBap == null)</w:t>
       </w:r>
     </w:p>
     <w:p>
@@ -4713,7 +6589,7 @@
           <w:color w:val="23344C"/>
           <w:sz w:val="16"/>
         </w:rPr>
-        <w:t xml:space="preserve"> 70              throw new IllegalStateException("Đơn không có chi tiết");</w:t>
+        <w:t>throw new IllegalStateException("Đơn không có chi tiết");</w:t>
       </w:r>
     </w:p>
     <w:p>
@@ -4727,7 +6603,7 @@
           <w:color w:val="23344C"/>
           <w:sz w:val="16"/>
         </w:rPr>
-        <w:t xml:space="preserve"> 71      }</w:t>
+        <w:t>}</w:t>
       </w:r>
     </w:p>
     <w:p>
@@ -4741,7 +6617,6 @@
           <w:color w:val="23344C"/>
           <w:sz w:val="16"/>
         </w:rPr>
-        <w:t xml:space="preserve"> 72  </w:t>
       </w:r>
     </w:p>
     <w:p>
@@ -4755,7 +6630,7 @@
           <w:color w:val="23344C"/>
           <w:sz w:val="16"/>
         </w:rPr>
-        <w:t xml:space="preserve"> 73      public List&lt;Invoice&gt; timTheoDonHang(long maDon) {</w:t>
+        <w:t>public List&lt;Invoice&gt; timTheoDonHang(long maDon) {</w:t>
       </w:r>
     </w:p>
     <w:p>
@@ -4769,7 +6644,7 @@
           <w:color w:val="23344C"/>
           <w:sz w:val="16"/>
         </w:rPr>
-        <w:t xml:space="preserve"> 74          var ds = new ArrayList&lt;Invoice&gt;();</w:t>
+        <w:t>var ds = new ArrayList&lt;Invoice&gt;();</w:t>
       </w:r>
     </w:p>
     <w:p>
@@ -4783,7 +6658,7 @@
           <w:color w:val="23344C"/>
           <w:sz w:val="16"/>
         </w:rPr>
-        <w:t xml:space="preserve"> 75          for (String loai : List.of("VE", "BONG_NUOC")) {</w:t>
+        <w:t>for (String loai : List.of("VE", "BONG_NUOC")) {</w:t>
       </w:r>
     </w:p>
     <w:p>
@@ -4797,7 +6672,7 @@
           <w:color w:val="23344C"/>
           <w:sz w:val="16"/>
         </w:rPr>
-        <w:t xml:space="preserve"> 76              // Tên bảng/cột lấy từ tập cố định nội bộ, không nhận từ request.</w:t>
+        <w:t>// Tên bảng/cột lấy từ tập cố định nội bộ, không nhận từ request.</w:t>
       </w:r>
     </w:p>
     <w:p>
@@ -4811,7 +6686,7 @@
           <w:color w:val="23344C"/>
           <w:sz w:val="16"/>
         </w:rPr>
-        <w:t xml:space="preserve"> 77              String bang = "VE".equals(loai) ? "HOA_DON_VE" : "HOA_DON_BONG_NUOC";</w:t>
+        <w:t>String bang = "VE".equals(loai) ? "HOA_DON_VE" : "HOA_DON_BONG_NUOC";</w:t>
       </w:r>
     </w:p>
     <w:p>
@@ -4825,7 +6700,7 @@
           <w:color w:val="23344C"/>
           <w:sz w:val="16"/>
         </w:rPr>
-        <w:t xml:space="preserve"> 78              String cot = "VE".equals(loai) ? "hoa_don_ve_id" : "hoa_don_bong_nuoc_id";</w:t>
+        <w:t>String cot = "VE".equals(loai) ? "hoa_don_ve_id" : "hoa_don_bong_nuoc_id";</w:t>
       </w:r>
     </w:p>
     <w:p>
@@ -4839,7 +6714,7 @@
           <w:color w:val="23344C"/>
           <w:sz w:val="16"/>
         </w:rPr>
-        <w:t xml:space="preserve"> 79              var headers = truyVan.query(</w:t>
+        <w:t>var headers = truyVan.query(</w:t>
       </w:r>
     </w:p>
     <w:p>
@@ -4853,7 +6728,7 @@
           <w:color w:val="23344C"/>
           <w:sz w:val="16"/>
         </w:rPr>
-        <w:t xml:space="preserve"> 80                      "SELECT * FROM " + bang + " WHERE don_hang_id=? AND trang_thai='DA_THANH_TOAN'",</w:t>
+        <w:t>"SELECT * FROM " + bang + " WHERE don_hang_id=? AND trang_thai='DA_THANH_TOAN'",</w:t>
       </w:r>
     </w:p>
     <w:p>
@@ -4875,7 +6750,7 @@
         <w:pStyle w:val="Heading1"/>
       </w:pPr>
       <w:r>
-        <w:t>4 Ví dụ một đơn gồm hai loại hàng</w:t>
+        <w:t>5 Ví dụ một đơn gồm hai loại hàng</w:t>
       </w:r>
     </w:p>
     <w:p>
@@ -4888,7 +6763,7 @@
         <w:pStyle w:val="Heading1"/>
       </w:pPr>
       <w:r>
-        <w:t>5 Quy tắc và trường hợp lỗi</w:t>
+        <w:t>6 Quy tắc và trường hợp lỗi</w:t>
       </w:r>
     </w:p>
     <w:p>
@@ -4994,7 +6869,7 @@
         <w:pStyle w:val="Heading1"/>
       </w:pPr>
       <w:r>
-        <w:t>6 Cách lần theo một yêu cầu tạo đơn</w:t>
+        <w:t>7 Cách lần theo một yêu cầu tạo đơn</w:t>
       </w:r>
     </w:p>
     <w:p>
@@ -5012,7 +6887,7 @@
         <w:pStyle w:val="Heading1"/>
       </w:pPr>
       <w:r>
-        <w:t>7 Từ vựng kỹ thuật</w:t>
+        <w:t>8 Từ vựng kỹ thuật</w:t>
       </w:r>
     </w:p>
     <w:p>
@@ -5546,7 +7421,7 @@
       <w:outlineLvl w:val="0"/>
     </w:pPr>
     <w:rPr>
-      <w:rFonts w:asciiTheme="majorHAnsi" w:eastAsiaTheme="majorEastAsia" w:hAnsiTheme="majorHAnsi" w:cstheme="majorBidi" w:ascii="Arial" w:hAnsi="Arial"/>
+      <w:rFonts w:asciiTheme="majorHAnsi" w:eastAsiaTheme="majorEastAsia" w:hAnsiTheme="majorHAnsi" w:cstheme="majorBidi" w:ascii="Aptos" w:hAnsi="Aptos"/>
       <w:b/>
       <w:bCs/>
       <w:color w:val="000000"/>
@@ -5570,7 +7445,7 @@
       <w:outlineLvl w:val="1"/>
     </w:pPr>
     <w:rPr>
-      <w:rFonts w:asciiTheme="majorHAnsi" w:eastAsiaTheme="majorEastAsia" w:hAnsiTheme="majorHAnsi" w:cstheme="majorBidi" w:ascii="Arial" w:hAnsi="Arial"/>
+      <w:rFonts w:asciiTheme="majorHAnsi" w:eastAsiaTheme="majorEastAsia" w:hAnsiTheme="majorHAnsi" w:cstheme="majorBidi" w:ascii="Aptos" w:hAnsi="Aptos"/>
       <w:b/>
       <w:bCs/>
       <w:color w:val="000000"/>
@@ -5590,14 +7465,15 @@
     <w:pPr>
       <w:keepNext/>
       <w:keepLines/>
-      <w:spacing w:before="200" w:after="0"/>
+      <w:spacing w:before="180" w:after="60"/>
       <w:outlineLvl w:val="2"/>
     </w:pPr>
     <w:rPr>
-      <w:rFonts w:asciiTheme="majorHAnsi" w:eastAsiaTheme="majorEastAsia" w:hAnsiTheme="majorHAnsi" w:cstheme="majorBidi"/>
+      <w:rFonts w:asciiTheme="majorHAnsi" w:eastAsiaTheme="majorEastAsia" w:hAnsiTheme="majorHAnsi" w:cstheme="majorBidi" w:ascii="Aptos" w:hAnsi="Aptos"/>
       <w:b/>
       <w:bCs/>
-      <w:color w:val="4F81BD" w:themeColor="accent1"/>
+      <w:color w:val="000000"/>
+      <w:sz w:val="21"/>
     </w:rPr>
   </w:style>
   <w:style w:type="paragraph" w:styleId="Heading4">
@@ -5836,7 +7712,7 @@
       </w:pBdr>
     </w:pPr>
     <w:rPr>
-      <w:rFonts w:asciiTheme="majorHAnsi" w:eastAsiaTheme="majorEastAsia" w:hAnsiTheme="majorHAnsi" w:cstheme="majorBidi" w:ascii="Arial" w:hAnsi="Arial"/>
+      <w:rFonts w:asciiTheme="majorHAnsi" w:eastAsiaTheme="majorEastAsia" w:hAnsiTheme="majorHAnsi" w:cstheme="majorBidi" w:ascii="Aptos" w:hAnsi="Aptos"/>
       <w:b/>
       <w:color w:val="000000"/>
       <w:spacing w:val="5"/>
